--- a/Paul-Karonji-Waithaka-Resume.docx
+++ b/Paul-Karonji-Waithaka-Resume.docx
@@ -37,17 +37,7 @@
           <w:sz w:val="22"/>
           <w:szCs w:val="22"/>
         </w:rPr>
-        <w:t>Full-Stack Software Engineer · Systems</w:t>
-      </w:r>
-      <w:r>
-        <w:rPr>
-          <w:i/>
-          <w:iCs/>
-          <w:color w:val="auto"/>
-          <w:sz w:val="22"/>
-          <w:szCs w:val="22"/>
-        </w:rPr>
-        <w:t xml:space="preserve"> Architect · Founder</w:t>
+        <w:t>Full-Stack Software Engineer · Systems Architect · Founder</w:t>
       </w:r>
     </w:p>
     <w:p>
@@ -64,31 +54,7 @@
           <w:sz w:val="19"/>
           <w:szCs w:val="19"/>
         </w:rPr>
-        <w:t>Nairobi, Kenya · paul-karonji.github.io</w:t>
-      </w:r>
-      <w:r>
-        <w:rPr>
-          <w:color w:val="auto"/>
-          <w:sz w:val="19"/>
-          <w:szCs w:val="19"/>
-        </w:rPr>
-        <w:t>/Portfolio · linkedin.com</w:t>
-      </w:r>
-      <w:r>
-        <w:rPr>
-          <w:color w:val="auto"/>
-          <w:sz w:val="19"/>
-          <w:szCs w:val="19"/>
-        </w:rPr>
-        <w:t>/in/paul-karonji-562080381 · github.com</w:t>
-      </w:r>
-      <w:r>
-        <w:rPr>
-          <w:color w:val="auto"/>
-          <w:sz w:val="19"/>
-          <w:szCs w:val="19"/>
-        </w:rPr>
-        <w:t>/paul-karonji</w:t>
+        <w:t>Nairobi, Kenya · paul-karonji.github.io/Portfolio · linkedin.com/in/paul-karonji-562080381 · github.com/paul-karonji</w:t>
       </w:r>
     </w:p>
     <w:p>
@@ -131,19 +97,15 @@
         <w:rPr>
           <w:color w:val="auto"/>
         </w:rPr>
-        <w:t>Full-stack software engineer and founder with 2+ years delivering production-grade systems across enterprise, SaaS, mobile, and AI domains. Final-year Software Development student (KCA University, 2026). Founded WIK Technologies, shipping hardware-licensed</w:t>
-      </w:r>
-      <w:r>
-        <w:rPr>
-          <w:color w:val="auto"/>
-        </w:rPr>
-        <w:t xml:space="preserve"> POS systems, a property marketplace, AI agents, and consumer PWAs — all serving live users. Deep expertise in offline-first architecture, emerging-market payment integrations (M-Pesa, Paystack), and building complete product ecosystems from zero to produc</w:t>
-      </w:r>
-      <w:r>
-        <w:rPr>
-          <w:color w:val="auto"/>
-        </w:rPr>
-        <w:t>tion. Comfortable from Electron desktop to React Native mobile to multi-tenant Laravel SaaS.</w:t>
+        <w:t>Full-stack software engineer and founder with 3+ years delivering production-grade systems across enterprise, SaaS, mobile, and AI domains. BSc Software Development graduate (KCA University, Dec 2025). Founded WIK Technologies, shipping hardware-licensed POS systems, a property marketplace, AI agents, and consumer PWAs — all serving live users. Deep expertise in offline-first architecture, emerging-market payment integrations (M-Pesa, Paystack), and building complete product ecosystems from zero to production. Comfortable from Electron desktop to React Native mobile to multi-tenant Laravel Saa</w:t>
+      </w:r>
+      <w:bookmarkStart w:id="0" w:name="_GoBack"/>
+      <w:bookmarkEnd w:id="0"/>
+      <w:r>
+        <w:rPr>
+          <w:color w:val="auto"/>
+        </w:rPr>
+        <w:t>S.</w:t>
       </w:r>
     </w:p>
     <w:p>
@@ -267,38 +229,26 @@
         <w:rPr>
           <w:color w:val="auto"/>
         </w:rPr>
-        <w:t>Architected and shipped enterprise POS suite (WIK-POS Premium &amp; Standard) — Electron + React + TypeScript, SQLite offline DB, hardware-</w:t>
-      </w:r>
-      <w:r>
-        <w:rPr>
-          <w:color w:val="auto"/>
-        </w:rPr>
-        <w:t>bound JWT licensing, WhatsApp receipts, customer loyalty CRM, and reorder logistics.</w:t>
-      </w:r>
-    </w:p>
-    <w:p>
-      <w:pPr>
-        <w:pStyle w:val="ListParagraph"/>
-        <w:numPr>
-          <w:ilvl w:val="0"/>
-          <w:numId w:val="2"/>
-        </w:numPr>
-        <w:spacing w:before="30" w:after="30"/>
-        <w:rPr>
-          <w:color w:val="auto"/>
-        </w:rPr>
-      </w:pPr>
-      <w:r>
-        <w:rPr>
-          <w:color w:val="auto"/>
-        </w:rPr>
-        <w:t>Built and operate Pos-License-Server: centralized licensing authority with hardware fingerprinting (CPU + MAC), 3 tier model (lifetime / 30-day subscription / 5-day trial)</w:t>
-      </w:r>
-      <w:r>
-        <w:rPr>
-          <w:color w:val="auto"/>
-        </w:rPr>
-        <w:t>, and remote revocation.</w:t>
+        <w:t>Architected and shipped enterprise POS suite (WIK-POS Premium &amp; Standard) — Electron + React + TypeScript, SQLite offline DB, hardware-bound JWT licensing, WhatsApp receipts, customer loyalty CRM, and reorder logistics.</w:t>
+      </w:r>
+    </w:p>
+    <w:p>
+      <w:pPr>
+        <w:pStyle w:val="ListParagraph"/>
+        <w:numPr>
+          <w:ilvl w:val="0"/>
+          <w:numId w:val="2"/>
+        </w:numPr>
+        <w:spacing w:before="30" w:after="30"/>
+        <w:rPr>
+          <w:color w:val="auto"/>
+        </w:rPr>
+      </w:pPr>
+      <w:r>
+        <w:rPr>
+          <w:color w:val="auto"/>
+        </w:rPr>
+        <w:t>Built and operate Pos-License-Server: centralized licensing authority with hardware fingerprinting (CPU + MAC), 3 tier model (lifetime / 30-day subscription / 5-day trial), and remote revocation.</w:t>
       </w:r>
     </w:p>
     <w:p>
@@ -336,38 +286,26 @@
         <w:rPr>
           <w:color w:val="auto"/>
         </w:rPr>
-        <w:t xml:space="preserve">Shipped K-Track (ktrack.vercel.app) </w:t>
-      </w:r>
-      <w:r>
-        <w:rPr>
-          <w:color w:val="auto"/>
-        </w:rPr>
-        <w:t>— commission &amp; payment management SaaS with Paystack M-Pesa + card, USD→KES conversion, Cloudflare R2 file storage, real-time Socket.IO chat, and anti-tampering nonce validation.</w:t>
-      </w:r>
-    </w:p>
-    <w:p>
-      <w:pPr>
-        <w:pStyle w:val="ListParagraph"/>
-        <w:numPr>
-          <w:ilvl w:val="0"/>
-          <w:numId w:val="2"/>
-        </w:numPr>
-        <w:spacing w:before="30" w:after="30"/>
-        <w:rPr>
-          <w:color w:val="auto"/>
-        </w:rPr>
-      </w:pPr>
-      <w:r>
-        <w:rPr>
-          <w:color w:val="auto"/>
-        </w:rPr>
-        <w:t xml:space="preserve">Managed full product lifecycle: requirements gathering, system architecture, </w:t>
-      </w:r>
-      <w:r>
-        <w:rPr>
-          <w:color w:val="auto"/>
-        </w:rPr>
-        <w:t>development, CI/CD deployment, and client relationships.</w:t>
+        <w:t>Shipped K-Track (ktrack.vercel.app) — commission &amp; payment management SaaS with Paystack M-Pesa + card, USD→KES conversion, Cloudflare R2 file storage, real-time Socket.IO chat, and anti-tampering nonce validation.</w:t>
+      </w:r>
+    </w:p>
+    <w:p>
+      <w:pPr>
+        <w:pStyle w:val="ListParagraph"/>
+        <w:numPr>
+          <w:ilvl w:val="0"/>
+          <w:numId w:val="2"/>
+        </w:numPr>
+        <w:spacing w:before="30" w:after="30"/>
+        <w:rPr>
+          <w:color w:val="auto"/>
+        </w:rPr>
+      </w:pPr>
+      <w:r>
+        <w:rPr>
+          <w:color w:val="auto"/>
+        </w:rPr>
+        <w:t>Managed full product lifecycle: requirements gathering, system architecture, development, CI/CD deployment, and client relationships.</w:t>
       </w:r>
     </w:p>
     <w:p>
@@ -451,63 +389,45 @@
         <w:rPr>
           <w:color w:val="auto"/>
         </w:rPr>
-        <w:t>Led development team and architected the JHUB Africa Innovation Tracker (innovation.jhubafrica.com) — a full-</w:t>
-      </w:r>
-      <w:r>
-        <w:rPr>
-          <w:color w:val="auto"/>
-        </w:rPr>
-        <w:t>stack project management platform for JKUAT Hub serving innovators, mentors, investors, and admins across Kenya.</w:t>
-      </w:r>
-    </w:p>
-    <w:p>
-      <w:pPr>
-        <w:pStyle w:val="ListParagraph"/>
-        <w:numPr>
-          <w:ilvl w:val="0"/>
-          <w:numId w:val="2"/>
-        </w:numPr>
-        <w:spacing w:before="30" w:after="30"/>
-        <w:rPr>
-          <w:color w:val="auto"/>
-        </w:rPr>
-      </w:pPr>
-      <w:r>
-        <w:rPr>
-          <w:color w:val="auto"/>
-        </w:rPr>
-        <w:t>Built in PHP, MySQL, JavaScript, and Docker (Dockerized for production with docker-compose); 4 user roles (Admin, Mentor, Innovator, Investor),</w:t>
-      </w:r>
-      <w:r>
-        <w:rPr>
-          <w:color w:val="auto"/>
-        </w:rPr>
-        <w:t xml:space="preserve"> 6-stage project lifecycle tracking, mentor assignment engine, threaded comment system, document management, resource library, automated email notifications, and full activity audit log.</w:t>
-      </w:r>
-    </w:p>
-    <w:p>
-      <w:pPr>
-        <w:pStyle w:val="ListParagraph"/>
-        <w:numPr>
-          <w:ilvl w:val="0"/>
-          <w:numId w:val="2"/>
-        </w:numPr>
-        <w:spacing w:before="30" w:after="30"/>
-        <w:rPr>
-          <w:color w:val="auto"/>
-        </w:rPr>
-      </w:pPr>
-      <w:r>
-        <w:rPr>
-          <w:color w:val="auto"/>
-        </w:rPr>
-        <w:t>Conducted code reviews, established team coding standards (PSR-12), a</w:t>
-      </w:r>
-      <w:r>
-        <w:rPr>
-          <w:color w:val="auto"/>
-        </w:rPr>
-        <w:t>nd delivered the system on schedule — the platform is now live and in active use at JHUB Africa.</w:t>
+        <w:t>Led development team and architected the JHUB Africa Innovation Tracker (innovation.jhubafrica.com) — a full-stack project management platform for JKUAT Hub serving innovators, mentors, investors, and admins across Kenya.</w:t>
+      </w:r>
+    </w:p>
+    <w:p>
+      <w:pPr>
+        <w:pStyle w:val="ListParagraph"/>
+        <w:numPr>
+          <w:ilvl w:val="0"/>
+          <w:numId w:val="2"/>
+        </w:numPr>
+        <w:spacing w:before="30" w:after="30"/>
+        <w:rPr>
+          <w:color w:val="auto"/>
+        </w:rPr>
+      </w:pPr>
+      <w:r>
+        <w:rPr>
+          <w:color w:val="auto"/>
+        </w:rPr>
+        <w:t>Built in PHP, MySQL, JavaScript, and Docker (Dockerized for production with docker-compose); 4 user roles (Admin, Mentor, Innovator, Investor), 6-stage project lifecycle tracking, mentor assignment engine, threaded comment system, document management, resource library, automated email notifications, and full activity audit log.</w:t>
+      </w:r>
+    </w:p>
+    <w:p>
+      <w:pPr>
+        <w:pStyle w:val="ListParagraph"/>
+        <w:numPr>
+          <w:ilvl w:val="0"/>
+          <w:numId w:val="2"/>
+        </w:numPr>
+        <w:spacing w:before="30" w:after="30"/>
+        <w:rPr>
+          <w:color w:val="auto"/>
+        </w:rPr>
+      </w:pPr>
+      <w:r>
+        <w:rPr>
+          <w:color w:val="auto"/>
+        </w:rPr>
+        <w:t>Conducted code reviews, established team coding standards (PSR-12), and delivered the system on schedule — the platform is now live and in active use at JHUB Africa.</w:t>
       </w:r>
     </w:p>
     <w:p>
@@ -534,11 +454,6 @@
           <w:color w:val="auto"/>
         </w:rPr>
         <w:t xml:space="preserve"> | Independent</w:t>
-      </w:r>
-      <w:r>
-        <w:rPr>
-          <w:color w:val="auto"/>
-        </w:rPr>
         <w:tab/>
       </w:r>
       <w:r>
@@ -603,13 +518,7 @@
         <w:rPr>
           <w:color w:val="auto"/>
         </w:rPr>
-        <w:t>Maintained 98% client satisfaction through clear communication, detailed documentation, and production-qu</w:t>
-      </w:r>
-      <w:r>
-        <w:rPr>
-          <w:color w:val="auto"/>
-        </w:rPr>
-        <w:t>ality code with 90+ PageSpeed scores.</w:t>
+        <w:t>Maintained 98% client satisfaction through clear communication, detailed documentation, and production-quality code with 90+ PageSpeed scores.</w:t>
       </w:r>
     </w:p>
     <w:p>
@@ -719,88 +628,64 @@
         <w:rPr>
           <w:color w:val="auto"/>
         </w:rPr>
-        <w:t>Full-stack monorepo (Next.js frontend / Express API / Vite admin portal) combining a public property marketpla</w:t>
-      </w:r>
-      <w:r>
-        <w:rPr>
-          <w:color w:val="auto"/>
-        </w:rPr>
-        <w:t>ce with a complete rental management system — 5 user roles (Seeker, Agent, Landlord, Land Agent, Admin) with granular Row-Level Security.</w:t>
-      </w:r>
-    </w:p>
-    <w:p>
-      <w:pPr>
-        <w:pStyle w:val="ListParagraph"/>
-        <w:numPr>
-          <w:ilvl w:val="0"/>
-          <w:numId w:val="2"/>
-        </w:numPr>
-        <w:spacing w:before="30" w:after="30"/>
-        <w:rPr>
-          <w:color w:val="auto"/>
-        </w:rPr>
-      </w:pPr>
-      <w:r>
-        <w:rPr>
-          <w:color w:val="auto"/>
-        </w:rPr>
-        <w:t>Dual Paystack subscription systems: tiered agent plans (FREE/STARTER/PROFESSIONAL/PREMIUM) gating building &amp; unit quot</w:t>
-      </w:r>
-      <w:r>
-        <w:rPr>
-          <w:color w:val="auto"/>
-        </w:rPr>
-        <w:t>as, plus a separate Land Agent tier (FREE/SILVER/GOLD/PLATINUM, up to KES 15,000/month). Pay-per-use listing Boosts and automated node-cron lifecycle jobs for renewals, expiry reminders, and tier downgrades.</w:t>
-      </w:r>
-    </w:p>
-    <w:p>
-      <w:pPr>
-        <w:pStyle w:val="ListParagraph"/>
-        <w:numPr>
-          <w:ilvl w:val="0"/>
-          <w:numId w:val="2"/>
-        </w:numPr>
-        <w:spacing w:before="30" w:after="30"/>
-        <w:rPr>
-          <w:color w:val="auto"/>
-        </w:rPr>
-      </w:pPr>
-      <w:r>
-        <w:rPr>
-          <w:color w:val="auto"/>
-        </w:rPr>
-        <w:t>Algorithmic featured-listing curation (logarithm</w:t>
-      </w:r>
-      <w:r>
-        <w:rPr>
-          <w:color w:val="auto"/>
-        </w:rPr>
-        <w:t>ic view/inquiry scoring, recency decay, monopoly caps per agent/county/type); real-time Socket.IO messaging; Admin Audit Log with exact payload diffing (oldData vs newData); Africa’s Talking SMS + Resend email notifications.</w:t>
-      </w:r>
-    </w:p>
-    <w:p>
-      <w:pPr>
-        <w:pStyle w:val="ListParagraph"/>
-        <w:numPr>
-          <w:ilvl w:val="0"/>
-          <w:numId w:val="2"/>
-        </w:numPr>
-        <w:spacing w:before="30" w:after="30"/>
-        <w:rPr>
-          <w:color w:val="auto"/>
-        </w:rPr>
-      </w:pPr>
-      <w:r>
-        <w:rPr>
-          <w:color w:val="auto"/>
-        </w:rPr>
-        <w:t>Security hardening: JWT auth, C</w:t>
-      </w:r>
-      <w:r>
-        <w:rPr>
-          <w:color w:val="auto"/>
-        </w:rPr>
-        <w:t>SRF, Helmet, rate limiting on auth routes, Paystack webhook signature verification against raw bytes, strict CORS whitelisting, and automated security invariant tests in GitHub Actions CI/CD preventing regressions.</w:t>
+        <w:t>Full-stack monorepo (Next.js frontend / Express API / Vite admin portal) combining a public property marketplace with a complete rental management system — 5 user roles (Seeker, Agent, Landlord, Land Agent, Admin) with granular Row-Level Security.</w:t>
+      </w:r>
+    </w:p>
+    <w:p>
+      <w:pPr>
+        <w:pStyle w:val="ListParagraph"/>
+        <w:numPr>
+          <w:ilvl w:val="0"/>
+          <w:numId w:val="2"/>
+        </w:numPr>
+        <w:spacing w:before="30" w:after="30"/>
+        <w:rPr>
+          <w:color w:val="auto"/>
+        </w:rPr>
+      </w:pPr>
+      <w:r>
+        <w:rPr>
+          <w:color w:val="auto"/>
+        </w:rPr>
+        <w:t>Dual Paystack subscription systems: tiered agent plans (FREE/STARTER/PROFESSIONAL/PREMIUM) gating building &amp; unit quotas, plus a separate Land Agent tier (FREE/SILVER/GOLD/PLATINUM, up to KES 15,000/month). Pay-per-use listing Boosts and automated node-cron lifecycle jobs for renewals, expiry reminders, and tier downgrades.</w:t>
+      </w:r>
+    </w:p>
+    <w:p>
+      <w:pPr>
+        <w:pStyle w:val="ListParagraph"/>
+        <w:numPr>
+          <w:ilvl w:val="0"/>
+          <w:numId w:val="2"/>
+        </w:numPr>
+        <w:spacing w:before="30" w:after="30"/>
+        <w:rPr>
+          <w:color w:val="auto"/>
+        </w:rPr>
+      </w:pPr>
+      <w:r>
+        <w:rPr>
+          <w:color w:val="auto"/>
+        </w:rPr>
+        <w:t>Algorithmic featured-listing curation (logarithmic view/inquiry scoring, recency decay, monopoly caps per agent/county/type); real-time Socket.IO messaging; Admin Audit Log with exact payload diffing (oldData vs newData); Africa’s Talking SMS + Resend email notifications.</w:t>
+      </w:r>
+    </w:p>
+    <w:p>
+      <w:pPr>
+        <w:pStyle w:val="ListParagraph"/>
+        <w:numPr>
+          <w:ilvl w:val="0"/>
+          <w:numId w:val="2"/>
+        </w:numPr>
+        <w:spacing w:before="30" w:after="30"/>
+        <w:rPr>
+          <w:color w:val="auto"/>
+        </w:rPr>
+      </w:pPr>
+      <w:r>
+        <w:rPr>
+          <w:color w:val="auto"/>
+        </w:rPr>
+        <w:t>Security hardening: JWT auth, CSRF, Helmet, rate limiting on auth routes, Paystack webhook signature verification against raw bytes, strict CORS whitelisting, and automated security invariant tests in GitHub Actions CI/CD preventing regressions.</w:t>
       </w:r>
     </w:p>
     <w:p>
@@ -825,44 +710,8 @@
           <w:sz w:val="18"/>
           <w:szCs w:val="18"/>
         </w:rPr>
-        <w:t xml:space="preserve"> </w:t>
-      </w:r>
-      <w:proofErr w:type="gramStart"/>
-      <w:r>
-        <w:rPr>
-          <w:color w:val="auto"/>
-          <w:sz w:val="18"/>
-          <w:szCs w:val="18"/>
-        </w:rPr>
-        <w:t>·</w:t>
-      </w:r>
-      <w:r>
-        <w:rPr>
-          <w:color w:val="auto"/>
-          <w:sz w:val="18"/>
-          <w:szCs w:val="18"/>
-        </w:rPr>
-        <w:t xml:space="preserve">  Self</w:t>
-      </w:r>
-      <w:proofErr w:type="gramEnd"/>
-      <w:r>
-        <w:rPr>
-          <w:color w:val="auto"/>
-          <w:sz w:val="18"/>
-          <w:szCs w:val="18"/>
-        </w:rPr>
-        <w:t>-host</w:t>
-      </w:r>
-      <w:r>
-        <w:rPr>
-          <w:color w:val="auto"/>
-          <w:sz w:val="18"/>
-          <w:szCs w:val="18"/>
-        </w:rPr>
-        <w:t>ed (Telegram / WhatsApp)</w:t>
-      </w:r>
-      <w:bookmarkStart w:id="0" w:name="_GoBack"/>
-      <w:bookmarkEnd w:id="0"/>
+        <w:t xml:space="preserve"> ·  Self-hosted (Telegram / WhatsApp)</w:t>
+      </w:r>
     </w:p>
     <w:p>
       <w:pPr>
@@ -924,13 +773,7 @@
         <w:rPr>
           <w:color w:val="auto"/>
         </w:rPr>
-        <w:t>Supports document ingestion (PDF, DOCX), web se</w:t>
-      </w:r>
-      <w:r>
-        <w:rPr>
-          <w:color w:val="auto"/>
-        </w:rPr>
-        <w:t>arch, memory-backed conversations, voice input/output, and browser canvas for rich output.</w:t>
+        <w:t>Supports document ingestion (PDF, DOCX), web search, memory-backed conversations, voice input/output, and browser canvas for rich output.</w:t>
       </w:r>
     </w:p>
     <w:p>
@@ -947,9 +790,106 @@
           <w:sz w:val="21"/>
           <w:szCs w:val="21"/>
         </w:rPr>
-        <w:t xml:space="preserve">DueSync — Smart Task Management </w:t>
-      </w:r>
-      <w:proofErr w:type="gramStart"/>
+        <w:t>DueSync — Smart Task Management PWA</w:t>
+      </w:r>
+      <w:r>
+        <w:rPr>
+          <w:color w:val="auto"/>
+          <w:sz w:val="18"/>
+          <w:szCs w:val="18"/>
+        </w:rPr>
+        <w:t xml:space="preserve">  ·  duesync.wiktechnologies.com</w:t>
+      </w:r>
+    </w:p>
+    <w:p>
+      <w:pPr>
+        <w:spacing w:after="50"/>
+        <w:rPr>
+          <w:color w:val="auto"/>
+        </w:rPr>
+      </w:pPr>
+      <w:r>
+        <w:rPr>
+          <w:bCs/>
+          <w:color w:val="auto"/>
+          <w:sz w:val="18"/>
+          <w:szCs w:val="18"/>
+        </w:rPr>
+        <w:t xml:space="preserve">Stack: </w:t>
+      </w:r>
+      <w:r>
+        <w:rPr>
+          <w:color w:val="auto"/>
+          <w:sz w:val="18"/>
+          <w:szCs w:val="18"/>
+        </w:rPr>
+        <w:t>Next.js 15, TypeScript, PostgreSQL, Prisma, NextAuth v5, Upstash Redis, Vercel Cron, Resend, Google Calendar API v3, Radix UI, React Query, Zod</w:t>
+      </w:r>
+    </w:p>
+    <w:p>
+      <w:pPr>
+        <w:pStyle w:val="ListParagraph"/>
+        <w:numPr>
+          <w:ilvl w:val="0"/>
+          <w:numId w:val="2"/>
+        </w:numPr>
+        <w:spacing w:before="30" w:after="30"/>
+        <w:rPr>
+          <w:color w:val="auto"/>
+        </w:rPr>
+      </w:pPr>
+      <w:r>
+        <w:rPr>
+          <w:color w:val="auto"/>
+        </w:rPr>
+        <w:t>Full-featured task management PWA and native Android app (TWA — Trusted Web Activity) with two-way Google Calendar sync (OAuth 2.0, proactive token refresh, event CRUD), recurring tasks, Pomodoro focus mode, timezone-aware smart reminders, daily digest emails (Resend), VAPID push notifications, and Vercel Cron jobs for background scheduling.</w:t>
+      </w:r>
+    </w:p>
+    <w:p>
+      <w:pPr>
+        <w:pStyle w:val="ListParagraph"/>
+        <w:numPr>
+          <w:ilvl w:val="0"/>
+          <w:numId w:val="2"/>
+        </w:numPr>
+        <w:spacing w:before="30" w:after="30"/>
+        <w:rPr>
+          <w:color w:val="auto"/>
+        </w:rPr>
+      </w:pPr>
+      <w:r>
+        <w:rPr>
+          <w:color w:val="auto"/>
+        </w:rPr>
+        <w:t>Security hardened: RLS on all tables, strict CSP headers, CSRF protection, Upstash Redis rate limiting (auth: 5 req/15 min, calendar: 50 req/hr), Zod input validation, HTTP-only session cookies, and proactively patched CVE-2025-55182 / CVE-2025-66478 (Next.js RSC vulnerability).</w:t>
+      </w:r>
+    </w:p>
+    <w:p>
+      <w:pPr>
+        <w:pStyle w:val="ListParagraph"/>
+        <w:numPr>
+          <w:ilvl w:val="0"/>
+          <w:numId w:val="2"/>
+        </w:numPr>
+        <w:spacing w:before="30" w:after="30"/>
+        <w:rPr>
+          <w:color w:val="auto"/>
+        </w:rPr>
+      </w:pPr>
+      <w:r>
+        <w:rPr>
+          <w:color w:val="auto"/>
+        </w:rPr>
+        <w:t>Ships a native MCP server (stdio + Streamable HTTP + Vercel route) exposing 13 tools for AI agent integration — enabling agents to list, create, update, complete tasks, and run a scoring-based day planner across available focus windows.</w:t>
+      </w:r>
+    </w:p>
+    <w:p>
+      <w:pPr>
+        <w:spacing w:before="160" w:after="20"/>
+        <w:rPr>
+          <w:color w:val="auto"/>
+        </w:rPr>
+      </w:pPr>
       <w:r>
         <w:rPr>
           <w:bCs/>
@@ -957,24 +897,15 @@
           <w:sz w:val="21"/>
           <w:szCs w:val="21"/>
         </w:rPr>
-        <w:t>PWA</w:t>
-      </w:r>
-      <w:r>
-        <w:rPr>
-          <w:color w:val="auto"/>
-          <w:sz w:val="18"/>
-          <w:szCs w:val="18"/>
-        </w:rPr>
-        <w:t xml:space="preserve">  ·</w:t>
-      </w:r>
-      <w:proofErr w:type="gramEnd"/>
-      <w:r>
-        <w:rPr>
-          <w:color w:val="auto"/>
-          <w:sz w:val="18"/>
-          <w:szCs w:val="18"/>
-        </w:rPr>
-        <w:t xml:space="preserve">  duesync.wiktechnologies.com</w:t>
+        <w:t>WIK-POS Premium — Enterprise Point of Sale</w:t>
+      </w:r>
+      <w:r>
+        <w:rPr>
+          <w:color w:val="auto"/>
+          <w:sz w:val="18"/>
+          <w:szCs w:val="18"/>
+        </w:rPr>
+        <w:t xml:space="preserve">  ·  wiktechnologies.com</w:t>
       </w:r>
     </w:p>
     <w:p>
@@ -999,206 +930,45 @@
           <w:sz w:val="18"/>
           <w:szCs w:val="18"/>
         </w:rPr>
-        <w:t xml:space="preserve">Next.js 15, TypeScript, PostgreSQL, Prisma, </w:t>
-      </w:r>
-      <w:proofErr w:type="spellStart"/>
-      <w:r>
-        <w:rPr>
-          <w:color w:val="auto"/>
-          <w:sz w:val="18"/>
-          <w:szCs w:val="18"/>
-        </w:rPr>
-        <w:t>NextAuth</w:t>
-      </w:r>
-      <w:proofErr w:type="spellEnd"/>
-      <w:r>
-        <w:rPr>
-          <w:color w:val="auto"/>
-          <w:sz w:val="18"/>
-          <w:szCs w:val="18"/>
-        </w:rPr>
-        <w:t xml:space="preserve"> v5, </w:t>
-      </w:r>
-      <w:proofErr w:type="spellStart"/>
-      <w:r>
-        <w:rPr>
-          <w:color w:val="auto"/>
-          <w:sz w:val="18"/>
-          <w:szCs w:val="18"/>
-        </w:rPr>
-        <w:t>Upstash</w:t>
-      </w:r>
-      <w:proofErr w:type="spellEnd"/>
-      <w:r>
-        <w:rPr>
-          <w:color w:val="auto"/>
-          <w:sz w:val="18"/>
-          <w:szCs w:val="18"/>
-        </w:rPr>
-        <w:t xml:space="preserve"> Redis, Vercel Cron, Resen</w:t>
-      </w:r>
-      <w:r>
-        <w:rPr>
-          <w:color w:val="auto"/>
-          <w:sz w:val="18"/>
-          <w:szCs w:val="18"/>
-        </w:rPr>
-        <w:t xml:space="preserve">d, Google Calendar API v3, Radix UI, React Query, </w:t>
-      </w:r>
-      <w:proofErr w:type="spellStart"/>
-      <w:r>
-        <w:rPr>
-          <w:color w:val="auto"/>
-          <w:sz w:val="18"/>
-          <w:szCs w:val="18"/>
-        </w:rPr>
-        <w:t>Zod</w:t>
-      </w:r>
-      <w:proofErr w:type="spellEnd"/>
-    </w:p>
-    <w:p>
-      <w:pPr>
-        <w:pStyle w:val="ListParagraph"/>
-        <w:numPr>
-          <w:ilvl w:val="0"/>
-          <w:numId w:val="2"/>
-        </w:numPr>
-        <w:spacing w:before="30" w:after="30"/>
-        <w:rPr>
-          <w:color w:val="auto"/>
-        </w:rPr>
-      </w:pPr>
-      <w:r>
-        <w:rPr>
-          <w:color w:val="auto"/>
-        </w:rPr>
-        <w:t xml:space="preserve">Full-featured task management PWA and native Android app (TWA — Trusted Web Activity) with two-way Google Calendar sync (OAuth 2.0, proactive token refresh, event CRUD), recurring tasks, Pomodoro focus </w:t>
-      </w:r>
-      <w:r>
-        <w:rPr>
-          <w:color w:val="auto"/>
-        </w:rPr>
-        <w:t>mode, timezone-aware smart reminders, daily digest emails (Resend), VAPID push notifications, and Vercel Cron jobs for background scheduling.</w:t>
-      </w:r>
-    </w:p>
-    <w:p>
-      <w:pPr>
-        <w:pStyle w:val="ListParagraph"/>
-        <w:numPr>
-          <w:ilvl w:val="0"/>
-          <w:numId w:val="2"/>
-        </w:numPr>
-        <w:spacing w:before="30" w:after="30"/>
-        <w:rPr>
-          <w:color w:val="auto"/>
-        </w:rPr>
-      </w:pPr>
-      <w:r>
-        <w:rPr>
-          <w:color w:val="auto"/>
-        </w:rPr>
-        <w:t xml:space="preserve">Security hardened: RLS on all tables, strict CSP headers, CSRF protection, </w:t>
-      </w:r>
-      <w:proofErr w:type="spellStart"/>
-      <w:r>
-        <w:rPr>
-          <w:color w:val="auto"/>
-        </w:rPr>
-        <w:t>Upstash</w:t>
-      </w:r>
-      <w:proofErr w:type="spellEnd"/>
-      <w:r>
-        <w:rPr>
-          <w:color w:val="auto"/>
-        </w:rPr>
-        <w:t xml:space="preserve"> Redis rate limiting (auth: 5 re</w:t>
-      </w:r>
-      <w:r>
-        <w:rPr>
-          <w:color w:val="auto"/>
-        </w:rPr>
-        <w:t>q/15 min, calendar: 50 req/</w:t>
-      </w:r>
-      <w:proofErr w:type="spellStart"/>
-      <w:r>
-        <w:rPr>
-          <w:color w:val="auto"/>
-        </w:rPr>
-        <w:t>hr</w:t>
-      </w:r>
-      <w:proofErr w:type="spellEnd"/>
-      <w:r>
-        <w:rPr>
-          <w:color w:val="auto"/>
-        </w:rPr>
-        <w:t xml:space="preserve">), </w:t>
-      </w:r>
-      <w:proofErr w:type="spellStart"/>
-      <w:r>
-        <w:rPr>
-          <w:color w:val="auto"/>
-        </w:rPr>
-        <w:t>Zod</w:t>
-      </w:r>
-      <w:proofErr w:type="spellEnd"/>
-      <w:r>
-        <w:rPr>
-          <w:color w:val="auto"/>
-        </w:rPr>
-        <w:t xml:space="preserve"> input validation, HTTP-only session cookies, and proactively patched CVE-2025-55182 / CVE-2025-66478 (Next.js RSC vulnerability).</w:t>
-      </w:r>
-    </w:p>
-    <w:p>
-      <w:pPr>
-        <w:pStyle w:val="ListParagraph"/>
-        <w:numPr>
-          <w:ilvl w:val="0"/>
-          <w:numId w:val="2"/>
-        </w:numPr>
-        <w:spacing w:before="30" w:after="30"/>
-        <w:rPr>
-          <w:color w:val="auto"/>
-        </w:rPr>
-      </w:pPr>
-      <w:r>
-        <w:rPr>
-          <w:color w:val="auto"/>
-        </w:rPr>
-        <w:t>Ships a native MCP server (</w:t>
-      </w:r>
-      <w:proofErr w:type="spellStart"/>
-      <w:r>
-        <w:rPr>
-          <w:color w:val="auto"/>
-        </w:rPr>
-        <w:t>stdio</w:t>
-      </w:r>
-      <w:proofErr w:type="spellEnd"/>
-      <w:r>
-        <w:rPr>
-          <w:color w:val="auto"/>
-        </w:rPr>
-        <w:t xml:space="preserve"> + </w:t>
-      </w:r>
-      <w:proofErr w:type="spellStart"/>
-      <w:r>
-        <w:rPr>
-          <w:color w:val="auto"/>
-        </w:rPr>
-        <w:t>Streamable</w:t>
-      </w:r>
-      <w:proofErr w:type="spellEnd"/>
-      <w:r>
-        <w:rPr>
-          <w:color w:val="auto"/>
-        </w:rPr>
-        <w:t xml:space="preserve"> HTTP + Vercel route) exposing 13 tools for A</w:t>
-      </w:r>
-      <w:r>
-        <w:rPr>
-          <w:color w:val="auto"/>
-        </w:rPr>
-        <w:t>I agent integration — enabling agents to list, create, update, complete tasks, and run a scoring-based day planner across available focus windows.</w:t>
+        <w:t>Electron, React, TypeScript, SQLite, JWT</w:t>
+      </w:r>
+    </w:p>
+    <w:p>
+      <w:pPr>
+        <w:pStyle w:val="ListParagraph"/>
+        <w:numPr>
+          <w:ilvl w:val="0"/>
+          <w:numId w:val="2"/>
+        </w:numPr>
+        <w:spacing w:before="30" w:after="30"/>
+        <w:rPr>
+          <w:color w:val="auto"/>
+        </w:rPr>
+      </w:pPr>
+      <w:r>
+        <w:rPr>
+          <w:color w:val="auto"/>
+        </w:rPr>
+        <w:t>Hardware-bound licensing (CPU + MAC fingerprint), offline grace periods, customer loyalty CRM, WhatsApp e-receipts, and reorder logistics.</w:t>
+      </w:r>
+    </w:p>
+    <w:p>
+      <w:pPr>
+        <w:pStyle w:val="ListParagraph"/>
+        <w:numPr>
+          <w:ilvl w:val="0"/>
+          <w:numId w:val="2"/>
+        </w:numPr>
+        <w:spacing w:before="30" w:after="30"/>
+        <w:rPr>
+          <w:color w:val="auto"/>
+        </w:rPr>
+      </w:pPr>
+      <w:r>
+        <w:rPr>
+          <w:color w:val="auto"/>
+        </w:rPr>
+        <w:t>Extensively documented (371 KB README with architecture diagrams); deployed to live retail clients.</w:t>
       </w:r>
     </w:p>
     <w:p>
@@ -1215,9 +985,87 @@
           <w:sz w:val="21"/>
           <w:szCs w:val="21"/>
         </w:rPr>
-        <w:t xml:space="preserve">WIK-POS Premium — Enterprise Point of </w:t>
-      </w:r>
-      <w:proofErr w:type="gramStart"/>
+        <w:t>Brixton Makunga HMS — Enterprise Hospital Management System</w:t>
+      </w:r>
+      <w:r>
+        <w:rPr>
+          <w:color w:val="auto"/>
+          <w:sz w:val="18"/>
+          <w:szCs w:val="18"/>
+        </w:rPr>
+        <w:t xml:space="preserve">  ·  hmisdemo.wiktechnologies.com</w:t>
+      </w:r>
+    </w:p>
+    <w:p>
+      <w:pPr>
+        <w:spacing w:after="50"/>
+        <w:rPr>
+          <w:color w:val="auto"/>
+        </w:rPr>
+      </w:pPr>
+      <w:r>
+        <w:rPr>
+          <w:bCs/>
+          <w:color w:val="auto"/>
+          <w:sz w:val="18"/>
+          <w:szCs w:val="18"/>
+        </w:rPr>
+        <w:t xml:space="preserve">Stack: </w:t>
+      </w:r>
+      <w:r>
+        <w:rPr>
+          <w:color w:val="auto"/>
+          <w:sz w:val="18"/>
+          <w:szCs w:val="18"/>
+        </w:rPr>
+        <w:t>Laravel 12, React 19, Vite, MySQL</w:t>
+      </w:r>
+    </w:p>
+    <w:p>
+      <w:pPr>
+        <w:pStyle w:val="ListParagraph"/>
+        <w:numPr>
+          <w:ilvl w:val="0"/>
+          <w:numId w:val="2"/>
+        </w:numPr>
+        <w:spacing w:before="30" w:after="30"/>
+        <w:rPr>
+          <w:color w:val="auto"/>
+        </w:rPr>
+      </w:pPr>
+      <w:r>
+        <w:rPr>
+          <w:color w:val="auto"/>
+        </w:rPr>
+        <w:t>200+ endpoint RESTful API, 56 database migrations, 35 Eloquent models, automated billing via Observer pattern, real-time queue management, and drug interaction checking.</w:t>
+      </w:r>
+    </w:p>
+    <w:p>
+      <w:pPr>
+        <w:pStyle w:val="ListParagraph"/>
+        <w:numPr>
+          <w:ilvl w:val="0"/>
+          <w:numId w:val="2"/>
+        </w:numPr>
+        <w:spacing w:before="30" w:after="30"/>
+        <w:rPr>
+          <w:color w:val="auto"/>
+        </w:rPr>
+      </w:pPr>
+      <w:r>
+        <w:rPr>
+          <w:color w:val="auto"/>
+        </w:rPr>
+        <w:t>Multi-role staff access: Doctors, Nurses, Pharmacists, Lab Technicians, Receptionists. FEFO batch tracking in pharmacy module.</w:t>
+      </w:r>
+    </w:p>
+    <w:p>
+      <w:pPr>
+        <w:spacing w:before="160" w:after="20"/>
+        <w:rPr>
+          <w:color w:val="auto"/>
+        </w:rPr>
+      </w:pPr>
       <w:r>
         <w:rPr>
           <w:bCs/>
@@ -1225,24 +1073,15 @@
           <w:sz w:val="21"/>
           <w:szCs w:val="21"/>
         </w:rPr>
-        <w:t>Sale</w:t>
-      </w:r>
-      <w:r>
-        <w:rPr>
-          <w:color w:val="auto"/>
-          <w:sz w:val="18"/>
-          <w:szCs w:val="18"/>
-        </w:rPr>
-        <w:t xml:space="preserve">  ·</w:t>
-      </w:r>
-      <w:proofErr w:type="gramEnd"/>
-      <w:r>
-        <w:rPr>
-          <w:color w:val="auto"/>
-          <w:sz w:val="18"/>
-          <w:szCs w:val="18"/>
-        </w:rPr>
-        <w:t xml:space="preserve">  wiktechnologies.com</w:t>
+        <w:t>wiktrack — M-Pesa Income Tracker</w:t>
+      </w:r>
+      <w:r>
+        <w:rPr>
+          <w:color w:val="auto"/>
+          <w:sz w:val="18"/>
+          <w:szCs w:val="18"/>
+        </w:rPr>
+        <w:t xml:space="preserve">  ·  React Native / Expo</w:t>
       </w:r>
     </w:p>
     <w:p>
@@ -1267,53 +1106,45 @@
           <w:sz w:val="18"/>
           <w:szCs w:val="18"/>
         </w:rPr>
-        <w:t>Electron, React, TypeScript, SQLite</w:t>
-      </w:r>
-      <w:r>
-        <w:rPr>
-          <w:color w:val="auto"/>
-          <w:sz w:val="18"/>
-          <w:szCs w:val="18"/>
-        </w:rPr>
-        <w:t>, JWT</w:t>
-      </w:r>
-    </w:p>
-    <w:p>
-      <w:pPr>
-        <w:pStyle w:val="ListParagraph"/>
-        <w:numPr>
-          <w:ilvl w:val="0"/>
-          <w:numId w:val="2"/>
-        </w:numPr>
-        <w:spacing w:before="30" w:after="30"/>
-        <w:rPr>
-          <w:color w:val="auto"/>
-        </w:rPr>
-      </w:pPr>
-      <w:r>
-        <w:rPr>
-          <w:color w:val="auto"/>
-        </w:rPr>
-        <w:t>Hardware-bound licensing (CPU + MAC fingerprint), offline grace periods, customer loyalty CRM, WhatsApp e-receipts, and reorder logistics.</w:t>
-      </w:r>
-    </w:p>
-    <w:p>
-      <w:pPr>
-        <w:pStyle w:val="ListParagraph"/>
-        <w:numPr>
-          <w:ilvl w:val="0"/>
-          <w:numId w:val="2"/>
-        </w:numPr>
-        <w:spacing w:before="30" w:after="30"/>
-        <w:rPr>
-          <w:color w:val="auto"/>
-        </w:rPr>
-      </w:pPr>
-      <w:r>
-        <w:rPr>
-          <w:color w:val="auto"/>
-        </w:rPr>
-        <w:t>Extensively documented (371 KB README with architecture diagrams); deployed to live retail clients.</w:t>
+        <w:t>React Native, Expo, Kotlin, Supabase, Firebase FCM</w:t>
+      </w:r>
+    </w:p>
+    <w:p>
+      <w:pPr>
+        <w:pStyle w:val="ListParagraph"/>
+        <w:numPr>
+          <w:ilvl w:val="0"/>
+          <w:numId w:val="2"/>
+        </w:numPr>
+        <w:spacing w:before="30" w:after="30"/>
+        <w:rPr>
+          <w:color w:val="auto"/>
+        </w:rPr>
+      </w:pPr>
+      <w:r>
+        <w:rPr>
+          <w:color w:val="auto"/>
+        </w:rPr>
+        <w:t>Android app with native SMS reading via custom Kotlin module — parses M-Pesa SMS messages automatically.</w:t>
+      </w:r>
+    </w:p>
+    <w:p>
+      <w:pPr>
+        <w:pStyle w:val="ListParagraph"/>
+        <w:numPr>
+          <w:ilvl w:val="0"/>
+          <w:numId w:val="2"/>
+        </w:numPr>
+        <w:spacing w:before="30" w:after="30"/>
+        <w:rPr>
+          <w:color w:val="auto"/>
+        </w:rPr>
+      </w:pPr>
+      <w:r>
+        <w:rPr>
+          <w:color w:val="auto"/>
+        </w:rPr>
+        <w:t>Local-first with Expo SQLite + background Supabase sync, Firebase FCM push notifications, and Vercel serverless backend.</w:t>
       </w:r>
     </w:p>
     <w:p>
@@ -1330,9 +1161,107 @@
           <w:sz w:val="21"/>
           <w:szCs w:val="21"/>
         </w:rPr>
-        <w:t xml:space="preserve">Brixton </w:t>
-      </w:r>
-      <w:proofErr w:type="spellStart"/>
+        <w:lastRenderedPageBreak/>
+        <w:t>K-Track — Multi-Tutor Agency &amp; Commission Platform</w:t>
+      </w:r>
+      <w:r>
+        <w:rPr>
+          <w:color w:val="auto"/>
+          <w:sz w:val="18"/>
+          <w:szCs w:val="18"/>
+        </w:rPr>
+        <w:t xml:space="preserve">  ·  ktrack.vercel.app</w:t>
+      </w:r>
+    </w:p>
+    <w:p>
+      <w:pPr>
+        <w:spacing w:after="50"/>
+        <w:rPr>
+          <w:color w:val="auto"/>
+        </w:rPr>
+      </w:pPr>
+      <w:r>
+        <w:rPr>
+          <w:bCs/>
+          <w:color w:val="auto"/>
+          <w:sz w:val="18"/>
+          <w:szCs w:val="18"/>
+        </w:rPr>
+        <w:t xml:space="preserve">Stack: </w:t>
+      </w:r>
+      <w:r>
+        <w:rPr>
+          <w:color w:val="auto"/>
+          <w:sz w:val="18"/>
+          <w:szCs w:val="18"/>
+        </w:rPr>
+        <w:t>React 19, Vite, Node.js, Express 5, MySQL 8 / TiDB Serverless, Socket.IO, Cloudflare R2, Paystack, Resend</w:t>
+      </w:r>
+    </w:p>
+    <w:p>
+      <w:pPr>
+        <w:pStyle w:val="ListParagraph"/>
+        <w:numPr>
+          <w:ilvl w:val="0"/>
+          <w:numId w:val="2"/>
+        </w:numPr>
+        <w:spacing w:before="30" w:after="30"/>
+        <w:rPr>
+          <w:color w:val="auto"/>
+        </w:rPr>
+      </w:pPr>
+      <w:r>
+        <w:rPr>
+          <w:color w:val="auto"/>
+        </w:rPr>
+        <w:t>Full-stack SaaS for commission-based tutor agencies: multi-role access (superadmin / tutor / client), task pooling and claiming, per-task real-time chat (Socket.IO), file delivery (Cloudflare R2), quoting, Paystack payments with USD→KES conversion, and referral/discount system with dynamically credited balances.</w:t>
+      </w:r>
+    </w:p>
+    <w:p>
+      <w:pPr>
+        <w:pStyle w:val="ListParagraph"/>
+        <w:numPr>
+          <w:ilvl w:val="0"/>
+          <w:numId w:val="2"/>
+        </w:numPr>
+        <w:spacing w:before="30" w:after="30"/>
+        <w:rPr>
+          <w:color w:val="auto"/>
+        </w:rPr>
+      </w:pPr>
+      <w:r>
+        <w:rPr>
+          <w:color w:val="auto"/>
+        </w:rPr>
+        <w:t>Security-hardened auth: HMAC-SHA256 timing-safe guest checkout URLs (crypto.timingSafeEqual preventing side-channel attacks), HttpOnly refresh token cookies, rate limiting on all critical endpoints, and scoped file authorization restricting tutors strictly to their assigned tasks.</w:t>
+      </w:r>
+    </w:p>
+    <w:p>
+      <w:pPr>
+        <w:pStyle w:val="ListParagraph"/>
+        <w:numPr>
+          <w:ilvl w:val="0"/>
+          <w:numId w:val="2"/>
+        </w:numPr>
+        <w:spacing w:before="30" w:after="30"/>
+        <w:rPr>
+          <w:color w:val="auto"/>
+        </w:rPr>
+      </w:pPr>
+      <w:r>
+        <w:rPr>
+          <w:color w:val="auto"/>
+        </w:rPr>
+        <w:t>Idempotent boot-time database patch service compatible with TiDB Serverless — auto-migrates schema, backfills legacy accounts, and adds missing tables on startup without manual migrations.</w:t>
+      </w:r>
+    </w:p>
+    <w:p>
+      <w:pPr>
+        <w:spacing w:before="160" w:after="20"/>
+        <w:rPr>
+          <w:color w:val="auto"/>
+        </w:rPr>
+      </w:pPr>
       <w:r>
         <w:rPr>
           <w:bCs/>
@@ -1340,9 +1269,87 @@
           <w:sz w:val="21"/>
           <w:szCs w:val="21"/>
         </w:rPr>
-        <w:t>Makunga</w:t>
-      </w:r>
-      <w:proofErr w:type="spellEnd"/>
+        <w:t>JHUB Africa Innovation Tracker</w:t>
+      </w:r>
+      <w:r>
+        <w:rPr>
+          <w:color w:val="auto"/>
+          <w:sz w:val="18"/>
+          <w:szCs w:val="18"/>
+        </w:rPr>
+        <w:t xml:space="preserve">  ·  innovation.jhubafrica.com</w:t>
+      </w:r>
+    </w:p>
+    <w:p>
+      <w:pPr>
+        <w:spacing w:after="50"/>
+        <w:rPr>
+          <w:color w:val="auto"/>
+        </w:rPr>
+      </w:pPr>
+      <w:r>
+        <w:rPr>
+          <w:bCs/>
+          <w:color w:val="auto"/>
+          <w:sz w:val="18"/>
+          <w:szCs w:val="18"/>
+        </w:rPr>
+        <w:t xml:space="preserve">Stack: </w:t>
+      </w:r>
+      <w:r>
+        <w:rPr>
+          <w:color w:val="auto"/>
+          <w:sz w:val="18"/>
+          <w:szCs w:val="18"/>
+        </w:rPr>
+        <w:t>PHP, MySQL, JavaScript, Docker, PHPMailer, SendGrid</w:t>
+      </w:r>
+    </w:p>
+    <w:p>
+      <w:pPr>
+        <w:pStyle w:val="ListParagraph"/>
+        <w:numPr>
+          <w:ilvl w:val="0"/>
+          <w:numId w:val="2"/>
+        </w:numPr>
+        <w:spacing w:before="30" w:after="30"/>
+        <w:rPr>
+          <w:color w:val="auto"/>
+        </w:rPr>
+      </w:pPr>
+      <w:r>
+        <w:rPr>
+          <w:color w:val="auto"/>
+        </w:rPr>
+        <w:t>Full-stack project management platform for JKUAT Hub — 4 user roles (Admin, Mentor, Innovator, Investor), 6-stage project lifecycle (Activation → Mentorship → Capacity Building → Incubation → Showcase → Scale-Up), complete application workflow with approve/reject, and mentor assignment engine.</w:t>
+      </w:r>
+    </w:p>
+    <w:p>
+      <w:pPr>
+        <w:pStyle w:val="ListParagraph"/>
+        <w:numPr>
+          <w:ilvl w:val="0"/>
+          <w:numId w:val="2"/>
+        </w:numPr>
+        <w:spacing w:before="30" w:after="30"/>
+        <w:rPr>
+          <w:color w:val="auto"/>
+        </w:rPr>
+      </w:pPr>
+      <w:r>
+        <w:rPr>
+          <w:color w:val="auto"/>
+        </w:rPr>
+        <w:t>Threaded comment system, document &amp; pitch deck management, resource library, automated email notifications, comprehensive activity audit log, and investor portal for browsing live innovations — Dockerized for production with docker-compose.</w:t>
+      </w:r>
+    </w:p>
+    <w:p>
+      <w:pPr>
+        <w:spacing w:before="160" w:after="20"/>
+        <w:rPr>
+          <w:color w:val="auto"/>
+        </w:rPr>
+      </w:pPr>
       <w:r>
         <w:rPr>
           <w:bCs/>
@@ -1350,34 +1357,15 @@
           <w:sz w:val="21"/>
           <w:szCs w:val="21"/>
         </w:rPr>
-        <w:t xml:space="preserve"> HMS — Enterprise Hospital Management </w:t>
-      </w:r>
-      <w:proofErr w:type="gramStart"/>
-      <w:r>
-        <w:rPr>
-          <w:bCs/>
-          <w:color w:val="auto"/>
-          <w:sz w:val="21"/>
-          <w:szCs w:val="21"/>
-        </w:rPr>
-        <w:t>System</w:t>
-      </w:r>
-      <w:r>
-        <w:rPr>
-          <w:color w:val="auto"/>
-          <w:sz w:val="18"/>
-          <w:szCs w:val="18"/>
-        </w:rPr>
-        <w:t xml:space="preserve">  ·</w:t>
-      </w:r>
-      <w:proofErr w:type="gramEnd"/>
-      <w:r>
-        <w:rPr>
-          <w:color w:val="auto"/>
-          <w:sz w:val="18"/>
-          <w:szCs w:val="18"/>
-        </w:rPr>
-        <w:t xml:space="preserve">  hmisdemo.wiktechnologies.com</w:t>
+        <w:t>Unsent — Private Diary PWA</w:t>
+      </w:r>
+      <w:r>
+        <w:rPr>
+          <w:color w:val="auto"/>
+          <w:sz w:val="18"/>
+          <w:szCs w:val="18"/>
+        </w:rPr>
+        <w:t xml:space="preserve">  ·  unsent-eosin.vercel.app</w:t>
       </w:r>
     </w:p>
     <w:p>
@@ -1402,751 +1390,26 @@
           <w:sz w:val="18"/>
           <w:szCs w:val="18"/>
         </w:rPr>
-        <w:t>Laravel 12, React 19, Vite, MySQL</w:t>
-      </w:r>
-    </w:p>
-    <w:p>
-      <w:pPr>
-        <w:pStyle w:val="ListParagraph"/>
-        <w:numPr>
-          <w:ilvl w:val="0"/>
-          <w:numId w:val="2"/>
-        </w:numPr>
-        <w:spacing w:before="30" w:after="30"/>
-        <w:rPr>
-          <w:color w:val="auto"/>
-        </w:rPr>
-      </w:pPr>
-      <w:r>
-        <w:rPr>
-          <w:color w:val="auto"/>
-        </w:rPr>
-        <w:t>200+ endpoint RESTful API, 56 database migrations, 35 Eloquent models, automated billing via Observer pattern, real-time q</w:t>
-      </w:r>
-      <w:r>
-        <w:rPr>
-          <w:color w:val="auto"/>
-        </w:rPr>
-        <w:t>ueue management, and drug interaction checking.</w:t>
-      </w:r>
-    </w:p>
-    <w:p>
-      <w:pPr>
-        <w:pStyle w:val="ListParagraph"/>
-        <w:numPr>
-          <w:ilvl w:val="0"/>
-          <w:numId w:val="2"/>
-        </w:numPr>
-        <w:spacing w:before="30" w:after="30"/>
-        <w:rPr>
-          <w:color w:val="auto"/>
-        </w:rPr>
-      </w:pPr>
-      <w:r>
-        <w:rPr>
-          <w:color w:val="auto"/>
-        </w:rPr>
-        <w:t>Multi-role staff access: Doctors, Nurses, Pharmacists, Lab Technicians, Receptionists. FEFO batch tracking in pharmacy module.</w:t>
-      </w:r>
-    </w:p>
-    <w:p>
-      <w:pPr>
-        <w:spacing w:before="160" w:after="20"/>
-        <w:rPr>
-          <w:color w:val="auto"/>
-        </w:rPr>
-      </w:pPr>
-      <w:proofErr w:type="spellStart"/>
-      <w:r>
-        <w:rPr>
-          <w:bCs/>
-          <w:color w:val="auto"/>
-          <w:sz w:val="21"/>
-          <w:szCs w:val="21"/>
-        </w:rPr>
-        <w:t>wiktrack</w:t>
-      </w:r>
-      <w:proofErr w:type="spellEnd"/>
-      <w:r>
-        <w:rPr>
-          <w:bCs/>
-          <w:color w:val="auto"/>
-          <w:sz w:val="21"/>
-          <w:szCs w:val="21"/>
-        </w:rPr>
-        <w:t xml:space="preserve"> — M-Pesa Income </w:t>
-      </w:r>
-      <w:proofErr w:type="gramStart"/>
-      <w:r>
-        <w:rPr>
-          <w:bCs/>
-          <w:color w:val="auto"/>
-          <w:sz w:val="21"/>
-          <w:szCs w:val="21"/>
-        </w:rPr>
-        <w:t>Tracker</w:t>
-      </w:r>
-      <w:r>
-        <w:rPr>
-          <w:color w:val="auto"/>
-          <w:sz w:val="18"/>
-          <w:szCs w:val="18"/>
-        </w:rPr>
-        <w:t xml:space="preserve">  ·</w:t>
-      </w:r>
-      <w:proofErr w:type="gramEnd"/>
-      <w:r>
-        <w:rPr>
-          <w:color w:val="auto"/>
-          <w:sz w:val="18"/>
-          <w:szCs w:val="18"/>
-        </w:rPr>
-        <w:t xml:space="preserve">  React Native / Expo</w:t>
-      </w:r>
-    </w:p>
-    <w:p>
-      <w:pPr>
-        <w:spacing w:after="50"/>
-        <w:rPr>
-          <w:color w:val="auto"/>
-        </w:rPr>
-      </w:pPr>
-      <w:r>
-        <w:rPr>
-          <w:bCs/>
-          <w:color w:val="auto"/>
-          <w:sz w:val="18"/>
-          <w:szCs w:val="18"/>
-        </w:rPr>
-        <w:t xml:space="preserve">Stack: </w:t>
-      </w:r>
-      <w:r>
-        <w:rPr>
-          <w:color w:val="auto"/>
-          <w:sz w:val="18"/>
-          <w:szCs w:val="18"/>
-        </w:rPr>
-        <w:t xml:space="preserve">React Native, Expo, Kotlin, </w:t>
-      </w:r>
-      <w:proofErr w:type="spellStart"/>
-      <w:r>
-        <w:rPr>
-          <w:color w:val="auto"/>
-          <w:sz w:val="18"/>
-          <w:szCs w:val="18"/>
-        </w:rPr>
-        <w:t>Supabase</w:t>
-      </w:r>
-      <w:proofErr w:type="spellEnd"/>
-      <w:r>
-        <w:rPr>
-          <w:color w:val="auto"/>
-          <w:sz w:val="18"/>
-          <w:szCs w:val="18"/>
-        </w:rPr>
-        <w:t>, Firebase FCM</w:t>
-      </w:r>
-    </w:p>
-    <w:p>
-      <w:pPr>
-        <w:pStyle w:val="ListParagraph"/>
-        <w:numPr>
-          <w:ilvl w:val="0"/>
-          <w:numId w:val="2"/>
-        </w:numPr>
-        <w:spacing w:before="30" w:after="30"/>
-        <w:rPr>
-          <w:color w:val="auto"/>
-        </w:rPr>
-      </w:pPr>
-      <w:r>
-        <w:rPr>
-          <w:color w:val="auto"/>
-        </w:rPr>
-        <w:t>Android app with native SMS reading via custom Kotlin module — parses M-Pesa SMS messages automatically.</w:t>
-      </w:r>
-    </w:p>
-    <w:p>
-      <w:pPr>
-        <w:pStyle w:val="ListParagraph"/>
-        <w:numPr>
-          <w:ilvl w:val="0"/>
-          <w:numId w:val="2"/>
-        </w:numPr>
-        <w:spacing w:before="30" w:after="30"/>
-        <w:rPr>
-          <w:color w:val="auto"/>
-        </w:rPr>
-      </w:pPr>
-      <w:r>
-        <w:rPr>
-          <w:color w:val="auto"/>
-        </w:rPr>
-        <w:t xml:space="preserve">Local-first with Expo SQLite + background </w:t>
-      </w:r>
-      <w:proofErr w:type="spellStart"/>
-      <w:r>
-        <w:rPr>
-          <w:color w:val="auto"/>
-        </w:rPr>
-        <w:t>Supabase</w:t>
-      </w:r>
-      <w:proofErr w:type="spellEnd"/>
-      <w:r>
-        <w:rPr>
-          <w:color w:val="auto"/>
-        </w:rPr>
-        <w:t xml:space="preserve"> sync, Firebase FCM push notifications, and Vercel</w:t>
-      </w:r>
-      <w:r>
-        <w:rPr>
-          <w:color w:val="auto"/>
-        </w:rPr>
-        <w:t xml:space="preserve"> serverless backend.</w:t>
-      </w:r>
-    </w:p>
-    <w:p>
-      <w:pPr>
-        <w:spacing w:before="160" w:after="20"/>
-        <w:rPr>
-          <w:color w:val="auto"/>
-        </w:rPr>
-      </w:pPr>
-      <w:r>
-        <w:rPr>
-          <w:bCs/>
-          <w:color w:val="auto"/>
-          <w:sz w:val="21"/>
-          <w:szCs w:val="21"/>
-        </w:rPr>
-        <w:lastRenderedPageBreak/>
-        <w:t xml:space="preserve">K-Track — Multi-Tutor Agency &amp; Commission </w:t>
-      </w:r>
-      <w:proofErr w:type="gramStart"/>
-      <w:r>
-        <w:rPr>
-          <w:bCs/>
-          <w:color w:val="auto"/>
-          <w:sz w:val="21"/>
-          <w:szCs w:val="21"/>
-        </w:rPr>
-        <w:t>Platform</w:t>
-      </w:r>
-      <w:r>
-        <w:rPr>
-          <w:color w:val="auto"/>
-          <w:sz w:val="18"/>
-          <w:szCs w:val="18"/>
-        </w:rPr>
-        <w:t xml:space="preserve">  ·</w:t>
-      </w:r>
-      <w:proofErr w:type="gramEnd"/>
-      <w:r>
-        <w:rPr>
-          <w:color w:val="auto"/>
-          <w:sz w:val="18"/>
-          <w:szCs w:val="18"/>
-        </w:rPr>
-        <w:t xml:space="preserve">  ktrack.vercel.app</w:t>
-      </w:r>
-    </w:p>
-    <w:p>
-      <w:pPr>
-        <w:spacing w:after="50"/>
-        <w:rPr>
-          <w:color w:val="auto"/>
-        </w:rPr>
-      </w:pPr>
-      <w:r>
-        <w:rPr>
-          <w:bCs/>
-          <w:color w:val="auto"/>
-          <w:sz w:val="18"/>
-          <w:szCs w:val="18"/>
-        </w:rPr>
-        <w:t xml:space="preserve">Stack: </w:t>
-      </w:r>
-      <w:r>
-        <w:rPr>
-          <w:color w:val="auto"/>
-          <w:sz w:val="18"/>
-          <w:szCs w:val="18"/>
-        </w:rPr>
-        <w:t xml:space="preserve">React 19, Vite, Node.js, Express 5, MySQL 8 / </w:t>
-      </w:r>
-      <w:proofErr w:type="spellStart"/>
-      <w:r>
-        <w:rPr>
-          <w:color w:val="auto"/>
-          <w:sz w:val="18"/>
-          <w:szCs w:val="18"/>
-        </w:rPr>
-        <w:t>TiDB</w:t>
-      </w:r>
-      <w:proofErr w:type="spellEnd"/>
-      <w:r>
-        <w:rPr>
-          <w:color w:val="auto"/>
-          <w:sz w:val="18"/>
-          <w:szCs w:val="18"/>
-        </w:rPr>
-        <w:t xml:space="preserve"> Serverless, Socket.IO, Cloudflare R2, Paystack, Resend</w:t>
-      </w:r>
-    </w:p>
-    <w:p>
-      <w:pPr>
-        <w:pStyle w:val="ListParagraph"/>
-        <w:numPr>
-          <w:ilvl w:val="0"/>
-          <w:numId w:val="2"/>
-        </w:numPr>
-        <w:spacing w:before="30" w:after="30"/>
-        <w:rPr>
-          <w:color w:val="auto"/>
-        </w:rPr>
-      </w:pPr>
-      <w:r>
-        <w:rPr>
-          <w:color w:val="auto"/>
-        </w:rPr>
-        <w:t>Full-stack SaaS for commission-based tutor agenci</w:t>
-      </w:r>
-      <w:r>
-        <w:rPr>
-          <w:color w:val="auto"/>
-        </w:rPr>
-        <w:t>es: multi-role access (</w:t>
-      </w:r>
-      <w:proofErr w:type="spellStart"/>
-      <w:r>
-        <w:rPr>
-          <w:color w:val="auto"/>
-        </w:rPr>
-        <w:t>superadmin</w:t>
-      </w:r>
-      <w:proofErr w:type="spellEnd"/>
-      <w:r>
-        <w:rPr>
-          <w:color w:val="auto"/>
-        </w:rPr>
-        <w:t xml:space="preserve"> / tutor / client), task pooling and claiming, per-task real-time chat (Socket.IO), file delivery (Cloudflare R2), quoting, Paystack payments with USD→KES conversion, and referral/discount system with dynamically credited b</w:t>
-      </w:r>
-      <w:r>
-        <w:rPr>
-          <w:color w:val="auto"/>
-        </w:rPr>
-        <w:t>alances.</w:t>
-      </w:r>
-    </w:p>
-    <w:p>
-      <w:pPr>
-        <w:pStyle w:val="ListParagraph"/>
-        <w:numPr>
-          <w:ilvl w:val="0"/>
-          <w:numId w:val="2"/>
-        </w:numPr>
-        <w:spacing w:before="30" w:after="30"/>
-        <w:rPr>
-          <w:color w:val="auto"/>
-        </w:rPr>
-      </w:pPr>
-      <w:r>
-        <w:rPr>
-          <w:color w:val="auto"/>
-        </w:rPr>
-        <w:t>Security-hardened auth: HMAC-SHA256 timing-safe guest checkout URLs (</w:t>
-      </w:r>
-      <w:proofErr w:type="spellStart"/>
-      <w:proofErr w:type="gramStart"/>
-      <w:r>
-        <w:rPr>
-          <w:color w:val="auto"/>
-        </w:rPr>
-        <w:t>crypto.timingSafeEqual</w:t>
-      </w:r>
-      <w:proofErr w:type="spellEnd"/>
-      <w:proofErr w:type="gramEnd"/>
-      <w:r>
-        <w:rPr>
-          <w:color w:val="auto"/>
-        </w:rPr>
-        <w:t xml:space="preserve"> preventing side-channel attacks), </w:t>
-      </w:r>
-      <w:proofErr w:type="spellStart"/>
-      <w:r>
-        <w:rPr>
-          <w:color w:val="auto"/>
-        </w:rPr>
-        <w:t>HttpOnly</w:t>
-      </w:r>
-      <w:proofErr w:type="spellEnd"/>
-      <w:r>
-        <w:rPr>
-          <w:color w:val="auto"/>
-        </w:rPr>
-        <w:t xml:space="preserve"> refresh token cookies, rate limiting on all critical endpoints, and scoped file authorization restricting tutors</w:t>
-      </w:r>
-      <w:r>
-        <w:rPr>
-          <w:color w:val="auto"/>
-        </w:rPr>
-        <w:t xml:space="preserve"> strictly to their assigned tasks.</w:t>
-      </w:r>
-    </w:p>
-    <w:p>
-      <w:pPr>
-        <w:pStyle w:val="ListParagraph"/>
-        <w:numPr>
-          <w:ilvl w:val="0"/>
-          <w:numId w:val="2"/>
-        </w:numPr>
-        <w:spacing w:before="30" w:after="30"/>
-        <w:rPr>
-          <w:color w:val="auto"/>
-        </w:rPr>
-      </w:pPr>
-      <w:r>
-        <w:rPr>
-          <w:color w:val="auto"/>
-        </w:rPr>
-        <w:t xml:space="preserve">Idempotent boot-time database patch service compatible with </w:t>
-      </w:r>
-      <w:proofErr w:type="spellStart"/>
-      <w:r>
-        <w:rPr>
-          <w:color w:val="auto"/>
-        </w:rPr>
-        <w:t>TiDB</w:t>
-      </w:r>
-      <w:proofErr w:type="spellEnd"/>
-      <w:r>
-        <w:rPr>
-          <w:color w:val="auto"/>
-        </w:rPr>
-        <w:t xml:space="preserve"> Serverless — auto-migrates schema, backfills legacy accounts, and adds missing tables on startup without manual migrations.</w:t>
-      </w:r>
-    </w:p>
-    <w:p>
-      <w:pPr>
-        <w:spacing w:before="160" w:after="20"/>
-        <w:rPr>
-          <w:color w:val="auto"/>
-        </w:rPr>
-      </w:pPr>
-      <w:r>
-        <w:rPr>
-          <w:bCs/>
-          <w:color w:val="auto"/>
-          <w:sz w:val="21"/>
-          <w:szCs w:val="21"/>
-        </w:rPr>
-        <w:t xml:space="preserve">JHUB Africa Innovation </w:t>
-      </w:r>
-      <w:proofErr w:type="gramStart"/>
-      <w:r>
-        <w:rPr>
-          <w:bCs/>
-          <w:color w:val="auto"/>
-          <w:sz w:val="21"/>
-          <w:szCs w:val="21"/>
-        </w:rPr>
-        <w:t>Tracker</w:t>
-      </w:r>
-      <w:r>
-        <w:rPr>
-          <w:color w:val="auto"/>
-          <w:sz w:val="18"/>
-          <w:szCs w:val="18"/>
-        </w:rPr>
-        <w:t xml:space="preserve">  </w:t>
-      </w:r>
-      <w:r>
-        <w:rPr>
-          <w:color w:val="auto"/>
-          <w:sz w:val="18"/>
-          <w:szCs w:val="18"/>
-        </w:rPr>
-        <w:t>·</w:t>
-      </w:r>
-      <w:proofErr w:type="gramEnd"/>
-      <w:r>
-        <w:rPr>
-          <w:color w:val="auto"/>
-          <w:sz w:val="18"/>
-          <w:szCs w:val="18"/>
-        </w:rPr>
-        <w:t xml:space="preserve">  innovation.jhubafrica.com</w:t>
-      </w:r>
-    </w:p>
-    <w:p>
-      <w:pPr>
-        <w:spacing w:after="50"/>
-        <w:rPr>
-          <w:color w:val="auto"/>
-        </w:rPr>
-      </w:pPr>
-      <w:r>
-        <w:rPr>
-          <w:bCs/>
-          <w:color w:val="auto"/>
-          <w:sz w:val="18"/>
-          <w:szCs w:val="18"/>
-        </w:rPr>
-        <w:t xml:space="preserve">Stack: </w:t>
-      </w:r>
-      <w:r>
-        <w:rPr>
-          <w:color w:val="auto"/>
-          <w:sz w:val="18"/>
-          <w:szCs w:val="18"/>
-        </w:rPr>
-        <w:t xml:space="preserve">PHP, MySQL, JavaScript, Docker, </w:t>
-      </w:r>
-      <w:proofErr w:type="spellStart"/>
-      <w:r>
-        <w:rPr>
-          <w:color w:val="auto"/>
-          <w:sz w:val="18"/>
-          <w:szCs w:val="18"/>
-        </w:rPr>
-        <w:t>PHPMailer</w:t>
-      </w:r>
-      <w:proofErr w:type="spellEnd"/>
-      <w:r>
-        <w:rPr>
-          <w:color w:val="auto"/>
-          <w:sz w:val="18"/>
-          <w:szCs w:val="18"/>
-        </w:rPr>
-        <w:t>, SendGrid</w:t>
-      </w:r>
-    </w:p>
-    <w:p>
-      <w:pPr>
-        <w:pStyle w:val="ListParagraph"/>
-        <w:numPr>
-          <w:ilvl w:val="0"/>
-          <w:numId w:val="2"/>
-        </w:numPr>
-        <w:spacing w:before="30" w:after="30"/>
-        <w:rPr>
-          <w:color w:val="auto"/>
-        </w:rPr>
-      </w:pPr>
-      <w:r>
-        <w:rPr>
-          <w:color w:val="auto"/>
-        </w:rPr>
-        <w:t xml:space="preserve">Full-stack project management platform for JKUAT Hub — 4 user roles (Admin, Mentor, Innovator, Investor), 6-stage project lifecycle (Activation → Mentorship → Capacity </w:t>
-      </w:r>
-      <w:r>
-        <w:rPr>
-          <w:color w:val="auto"/>
-        </w:rPr>
-        <w:t>Building → Incubation → Showcase → Scale-Up), complete application workflow with approve/reject, and mentor assignment engine.</w:t>
-      </w:r>
-    </w:p>
-    <w:p>
-      <w:pPr>
-        <w:pStyle w:val="ListParagraph"/>
-        <w:numPr>
-          <w:ilvl w:val="0"/>
-          <w:numId w:val="2"/>
-        </w:numPr>
-        <w:spacing w:before="30" w:after="30"/>
-        <w:rPr>
-          <w:color w:val="auto"/>
-        </w:rPr>
-      </w:pPr>
-      <w:r>
-        <w:rPr>
-          <w:color w:val="auto"/>
-        </w:rPr>
-        <w:t>Threaded comment system, document &amp; pitch deck management, resource library, automated email notifications, comprehensive activit</w:t>
-      </w:r>
-      <w:r>
-        <w:rPr>
-          <w:color w:val="auto"/>
-        </w:rPr>
-        <w:t>y audit log, and investor portal for browsing live innovations — Dockerized for production with docker-compose.</w:t>
-      </w:r>
-    </w:p>
-    <w:p>
-      <w:pPr>
-        <w:spacing w:before="160" w:after="20"/>
-        <w:rPr>
-          <w:color w:val="auto"/>
-        </w:rPr>
-      </w:pPr>
-      <w:r>
-        <w:rPr>
-          <w:bCs/>
-          <w:color w:val="auto"/>
-          <w:sz w:val="21"/>
-          <w:szCs w:val="21"/>
-        </w:rPr>
-        <w:t xml:space="preserve">Unsent — Private Diary </w:t>
-      </w:r>
-      <w:proofErr w:type="gramStart"/>
-      <w:r>
-        <w:rPr>
-          <w:bCs/>
-          <w:color w:val="auto"/>
-          <w:sz w:val="21"/>
-          <w:szCs w:val="21"/>
-        </w:rPr>
-        <w:t>PWA</w:t>
-      </w:r>
-      <w:r>
-        <w:rPr>
-          <w:color w:val="auto"/>
-          <w:sz w:val="18"/>
-          <w:szCs w:val="18"/>
-        </w:rPr>
-        <w:t xml:space="preserve">  ·</w:t>
-      </w:r>
-      <w:proofErr w:type="gramEnd"/>
-      <w:r>
-        <w:rPr>
-          <w:color w:val="auto"/>
-          <w:sz w:val="18"/>
-          <w:szCs w:val="18"/>
-        </w:rPr>
-        <w:t xml:space="preserve">  unsent-</w:t>
-      </w:r>
-      <w:proofErr w:type="spellStart"/>
-      <w:r>
-        <w:rPr>
-          <w:color w:val="auto"/>
-          <w:sz w:val="18"/>
-          <w:szCs w:val="18"/>
-        </w:rPr>
-        <w:t>eosin.vercel.app</w:t>
-      </w:r>
-      <w:proofErr w:type="spellEnd"/>
-    </w:p>
-    <w:p>
-      <w:pPr>
-        <w:spacing w:after="50"/>
-        <w:rPr>
-          <w:color w:val="auto"/>
-        </w:rPr>
-      </w:pPr>
-      <w:r>
-        <w:rPr>
-          <w:bCs/>
-          <w:color w:val="auto"/>
-          <w:sz w:val="18"/>
-          <w:szCs w:val="18"/>
-        </w:rPr>
-        <w:t xml:space="preserve">Stack: </w:t>
-      </w:r>
-      <w:r>
-        <w:rPr>
-          <w:color w:val="auto"/>
-          <w:sz w:val="18"/>
-          <w:szCs w:val="18"/>
-        </w:rPr>
-        <w:t xml:space="preserve">React, Vite, </w:t>
-      </w:r>
-      <w:proofErr w:type="spellStart"/>
-      <w:r>
-        <w:rPr>
-          <w:color w:val="auto"/>
-          <w:sz w:val="18"/>
-          <w:szCs w:val="18"/>
-        </w:rPr>
-        <w:t>VitePWA</w:t>
-      </w:r>
-      <w:proofErr w:type="spellEnd"/>
-      <w:r>
-        <w:rPr>
-          <w:color w:val="auto"/>
-          <w:sz w:val="18"/>
-          <w:szCs w:val="18"/>
-        </w:rPr>
-        <w:t xml:space="preserve">, </w:t>
-      </w:r>
-      <w:proofErr w:type="spellStart"/>
-      <w:r>
-        <w:rPr>
-          <w:color w:val="auto"/>
-          <w:sz w:val="18"/>
-          <w:szCs w:val="18"/>
-        </w:rPr>
-        <w:t>Supabase</w:t>
-      </w:r>
-      <w:proofErr w:type="spellEnd"/>
-      <w:r>
-        <w:rPr>
-          <w:color w:val="auto"/>
-          <w:sz w:val="18"/>
-          <w:szCs w:val="18"/>
-        </w:rPr>
-        <w:t xml:space="preserve">, </w:t>
-      </w:r>
-      <w:proofErr w:type="spellStart"/>
-      <w:r>
-        <w:rPr>
-          <w:color w:val="auto"/>
-          <w:sz w:val="18"/>
-          <w:szCs w:val="18"/>
-        </w:rPr>
-        <w:t>IndexedDB</w:t>
-      </w:r>
-      <w:proofErr w:type="spellEnd"/>
-    </w:p>
-    <w:p>
-      <w:pPr>
-        <w:pStyle w:val="ListParagraph"/>
-        <w:numPr>
-          <w:ilvl w:val="0"/>
-          <w:numId w:val="2"/>
-        </w:numPr>
-        <w:spacing w:before="30" w:after="30"/>
-        <w:rPr>
-          <w:color w:val="auto"/>
-        </w:rPr>
-      </w:pPr>
-      <w:r>
-        <w:rPr>
-          <w:color w:val="auto"/>
-        </w:rPr>
-        <w:t xml:space="preserve">Fully offline-capable PWA: </w:t>
-      </w:r>
-      <w:proofErr w:type="spellStart"/>
-      <w:r>
-        <w:rPr>
-          <w:color w:val="auto"/>
-        </w:rPr>
-        <w:t>IndexedDB</w:t>
-      </w:r>
-      <w:proofErr w:type="spellEnd"/>
-      <w:r>
-        <w:rPr>
-          <w:color w:val="auto"/>
-        </w:rPr>
-        <w:t xml:space="preserve"> cac</w:t>
-      </w:r>
-      <w:r>
-        <w:rPr>
-          <w:color w:val="auto"/>
-        </w:rPr>
-        <w:t xml:space="preserve">hing, background sync, </w:t>
-      </w:r>
-      <w:proofErr w:type="spellStart"/>
-      <w:r>
-        <w:rPr>
-          <w:color w:val="auto"/>
-        </w:rPr>
-        <w:t>Supabase</w:t>
-      </w:r>
-      <w:proofErr w:type="spellEnd"/>
-      <w:r>
-        <w:rPr>
-          <w:color w:val="auto"/>
-        </w:rPr>
-        <w:t xml:space="preserve"> RLS, local password hashing, auto-lock idle timer.</w:t>
+        <w:t>React, Vite, VitePWA, Supabase, IndexedDB</w:t>
+      </w:r>
+    </w:p>
+    <w:p>
+      <w:pPr>
+        <w:pStyle w:val="ListParagraph"/>
+        <w:numPr>
+          <w:ilvl w:val="0"/>
+          <w:numId w:val="2"/>
+        </w:numPr>
+        <w:spacing w:before="30" w:after="30"/>
+        <w:rPr>
+          <w:color w:val="auto"/>
+        </w:rPr>
+      </w:pPr>
+      <w:r>
+        <w:rPr>
+          <w:color w:val="auto"/>
+        </w:rPr>
+        <w:t>Fully offline-capable PWA: IndexedDB caching, background sync, Supabase RLS, local password hashing, auto-lock idle timer.</w:t>
       </w:r>
     </w:p>
     <w:p>
@@ -2211,11 +1474,6 @@
           <w:color w:val="auto"/>
         </w:rPr>
         <w:tab/>
-      </w:r>
-      <w:r>
-        <w:rPr>
-          <w:color w:val="auto"/>
-        </w:rPr>
         <w:t>TypeScript, JavaScript (ES6+), PHP, Python, Kotlin, HTML5, CSS3, SQL, Bash</w:t>
       </w:r>
     </w:p>
@@ -2241,54 +1499,7 @@
           <w:color w:val="auto"/>
         </w:rPr>
         <w:tab/>
-      </w:r>
-      <w:r>
-        <w:rPr>
-          <w:color w:val="auto"/>
-        </w:rPr>
-        <w:t xml:space="preserve">React, Next.js, React Native (Expo), Electron, Vite, Tailwind CSS, Radix UI, </w:t>
-      </w:r>
-      <w:proofErr w:type="spellStart"/>
-      <w:r>
-        <w:rPr>
-          <w:color w:val="auto"/>
-        </w:rPr>
-        <w:t>shadcn</w:t>
-      </w:r>
-      <w:proofErr w:type="spellEnd"/>
-      <w:r>
-        <w:rPr>
-          <w:color w:val="auto"/>
-        </w:rPr>
-        <w:t>/</w:t>
-      </w:r>
-      <w:proofErr w:type="spellStart"/>
-      <w:r>
-        <w:rPr>
-          <w:color w:val="auto"/>
-        </w:rPr>
-        <w:t>ui</w:t>
-      </w:r>
-      <w:proofErr w:type="spellEnd"/>
-      <w:r>
-        <w:rPr>
-          <w:color w:val="auto"/>
-        </w:rPr>
-        <w:t>, React Query (</w:t>
-      </w:r>
-      <w:proofErr w:type="spellStart"/>
-      <w:r>
-        <w:rPr>
-          <w:color w:val="auto"/>
-        </w:rPr>
-        <w:t>TanStack</w:t>
-      </w:r>
-      <w:proofErr w:type="spellEnd"/>
-      <w:r>
-        <w:rPr>
-          <w:color w:val="auto"/>
-        </w:rPr>
-        <w:t>), React Hook Form, Framer Motion, PWA, Responsive Design</w:t>
+        <w:t>React, Next.js, React Native (Expo), Electron, Vite, Tailwind CSS, Radix UI, shadcn/ui, React Query (TanStack), React Hook Form, Framer Motion, PWA, Responsive Design</w:t>
       </w:r>
     </w:p>
     <w:p>
@@ -2313,21 +1524,8 @@
           <w:color w:val="auto"/>
         </w:rPr>
         <w:tab/>
-      </w:r>
-      <w:r>
-        <w:rPr>
-          <w:color w:val="auto"/>
-        </w:rPr>
-        <w:t xml:space="preserve">Node.js, Express, Laravel 10/12, Next.js API Routes, REST APIs, Socket.IO, </w:t>
-      </w:r>
-      <w:proofErr w:type="spellStart"/>
-      <w:r>
-        <w:rPr>
-          <w:color w:val="auto"/>
-        </w:rPr>
-        <w:t>WebSockets</w:t>
-      </w:r>
-      <w:proofErr w:type="spellEnd"/>
+        <w:t>Node.js, Express, Laravel 10/12, Next.js API Routes, REST APIs, Socket.IO, WebSockets</w:t>
+      </w:r>
     </w:p>
     <w:p>
       <w:pPr>
@@ -2351,40 +1549,7 @@
           <w:color w:val="auto"/>
         </w:rPr>
         <w:tab/>
-      </w:r>
-      <w:r>
-        <w:rPr>
-          <w:color w:val="auto"/>
-        </w:rPr>
-        <w:t xml:space="preserve">PostgreSQL, MySQL, SQLite, </w:t>
-      </w:r>
-      <w:proofErr w:type="spellStart"/>
-      <w:r>
-        <w:rPr>
-          <w:color w:val="auto"/>
-        </w:rPr>
-        <w:t>Supabase</w:t>
-      </w:r>
-      <w:proofErr w:type="spellEnd"/>
-      <w:r>
-        <w:rPr>
-          <w:color w:val="auto"/>
-        </w:rPr>
-        <w:t xml:space="preserve">, Firebase </w:t>
-      </w:r>
-      <w:proofErr w:type="spellStart"/>
-      <w:r>
-        <w:rPr>
-          <w:color w:val="auto"/>
-        </w:rPr>
-        <w:t>Firestore</w:t>
-      </w:r>
-      <w:proofErr w:type="spellEnd"/>
-      <w:r>
-        <w:rPr>
-          <w:color w:val="auto"/>
-        </w:rPr>
-        <w:t>, Prisma ORM, Eloquent ORM</w:t>
+        <w:t>PostgreSQL, MySQL, SQLite, Supabase, Firebase Firestore, Prisma ORM, Eloquent ORM</w:t>
       </w:r>
     </w:p>
     <w:p>
@@ -2409,46 +1574,7 @@
           <w:color w:val="auto"/>
         </w:rPr>
         <w:tab/>
-      </w:r>
-      <w:r>
-        <w:rPr>
-          <w:color w:val="auto"/>
-        </w:rPr>
-        <w:t>Vercel, Cloudflare R2, Firebase, Docker, GitHub Actions</w:t>
-      </w:r>
-      <w:r>
-        <w:rPr>
-          <w:color w:val="auto"/>
-        </w:rPr>
-        <w:t xml:space="preserve"> CI/CD, Vercel Cron, </w:t>
-      </w:r>
-      <w:proofErr w:type="spellStart"/>
-      <w:r>
-        <w:rPr>
-          <w:color w:val="auto"/>
-        </w:rPr>
-        <w:t>Upstash</w:t>
-      </w:r>
-      <w:proofErr w:type="spellEnd"/>
-      <w:r>
-        <w:rPr>
-          <w:color w:val="auto"/>
-        </w:rPr>
-        <w:t xml:space="preserve"> Redis, </w:t>
-      </w:r>
-      <w:proofErr w:type="spellStart"/>
-      <w:r>
-        <w:rPr>
-          <w:color w:val="auto"/>
-        </w:rPr>
-        <w:t>TiDB</w:t>
-      </w:r>
-      <w:proofErr w:type="spellEnd"/>
-      <w:r>
-        <w:rPr>
-          <w:color w:val="auto"/>
-        </w:rPr>
-        <w:t xml:space="preserve"> Serverless</w:t>
+        <w:t>Vercel, Cloudflare R2, Firebase, Docker, GitHub Actions CI/CD, Vercel Cron, Upstash Redis, TiDB Serverless</w:t>
       </w:r>
     </w:p>
     <w:p>
@@ -2473,35 +1599,8 @@
           <w:color w:val="auto"/>
         </w:rPr>
         <w:tab/>
-      </w:r>
-      <w:r>
-        <w:rPr>
-          <w:color w:val="auto"/>
-        </w:rPr>
-        <w:t xml:space="preserve">M-Pesa </w:t>
-      </w:r>
-      <w:proofErr w:type="spellStart"/>
-      <w:r>
-        <w:rPr>
-          <w:color w:val="auto"/>
-        </w:rPr>
-        <w:t>Daraja</w:t>
-      </w:r>
-      <w:proofErr w:type="spellEnd"/>
-      <w:r>
-        <w:rPr>
-          <w:color w:val="auto"/>
-        </w:rPr>
-        <w:t xml:space="preserve"> (STK Push), Paystack, Google Calendar API v3, Africa's Talking, Cloudinary, OAuth2, Resend, VAPID Push Notifications, MCP (Model Context Protocol), </w:t>
-      </w:r>
-      <w:proofErr w:type="spellStart"/>
-      <w:r>
-        <w:rPr>
-          <w:color w:val="auto"/>
-        </w:rPr>
-        <w:t>PHPMailer</w:t>
-      </w:r>
-      <w:proofErr w:type="spellEnd"/>
+        <w:t>M-Pesa Daraja (STK Push), Paystack, Google Calendar API v3, Africa's Talking, Cloudinary, OAuth2, Resend, VAPID Push Notifications, MCP (Model Context Protocol), PHPMailer</w:t>
+      </w:r>
     </w:p>
     <w:p>
       <w:pPr>
@@ -2525,32 +1624,7 @@
           <w:color w:val="auto"/>
         </w:rPr>
         <w:tab/>
-      </w:r>
-      <w:r>
-        <w:rPr>
-          <w:color w:val="auto"/>
-        </w:rPr>
-        <w:t>JWT, Ha</w:t>
-      </w:r>
-      <w:r>
-        <w:rPr>
-          <w:color w:val="auto"/>
-        </w:rPr>
-        <w:t xml:space="preserve">rdware fingerprinting, RLS, CSRF, Helmet, Rate limiting, Webhook verification, CSP headers, </w:t>
-      </w:r>
-      <w:proofErr w:type="spellStart"/>
-      <w:r>
-        <w:rPr>
-          <w:color w:val="auto"/>
-        </w:rPr>
-        <w:t>Zod</w:t>
-      </w:r>
-      <w:proofErr w:type="spellEnd"/>
-      <w:r>
-        <w:rPr>
-          <w:color w:val="auto"/>
-        </w:rPr>
-        <w:t xml:space="preserve"> validation, HMAC-SHA256 timing-safe signing, CVE patching</w:t>
+        <w:t>JWT, Hardware fingerprinting, RLS, CSRF, Helmet, Rate limiting, Webhook verification, CSP headers, Zod validation, HMAC-SHA256 timing-safe signing, CVE patching</w:t>
       </w:r>
     </w:p>
     <w:p>
@@ -2575,18 +1649,7 @@
           <w:color w:val="auto"/>
         </w:rPr>
         <w:tab/>
-      </w:r>
-      <w:r>
-        <w:rPr>
-          <w:color w:val="auto"/>
-        </w:rPr>
-        <w:t>Offline-first, multi-tenant SaaS, hardware licensing, monorepo, Observer pattern, event-d</w:t>
-      </w:r>
-      <w:r>
-        <w:rPr>
-          <w:color w:val="auto"/>
-        </w:rPr>
-        <w:t>riven</w:t>
+        <w:t>Offline-first, multi-tenant SaaS, hardware licensing, monorepo, Observer pattern, event-driven</w:t>
       </w:r>
     </w:p>
     <w:p>
@@ -2611,26 +1674,7 @@
           <w:color w:val="auto"/>
         </w:rPr>
         <w:tab/>
-      </w:r>
-      <w:r>
-        <w:rPr>
-          <w:color w:val="auto"/>
-        </w:rPr>
-        <w:t>Jest (45+ tests), Swagger/</w:t>
-      </w:r>
-      <w:proofErr w:type="spellStart"/>
-      <w:r>
-        <w:rPr>
-          <w:color w:val="auto"/>
-        </w:rPr>
-        <w:t>OpenAPI</w:t>
-      </w:r>
-      <w:proofErr w:type="spellEnd"/>
-      <w:r>
-        <w:rPr>
-          <w:color w:val="auto"/>
-        </w:rPr>
-        <w:t>, CI/CD security invariant testing, 400KB+ README documentation</w:t>
+        <w:t>Jest (45+ tests), Swagger/OpenAPI, CI/CD security invariant testing, 400KB+ README documentation</w:t>
       </w:r>
     </w:p>
     <w:p>
@@ -2655,26 +1699,7 @@
           <w:color w:val="auto"/>
         </w:rPr>
         <w:tab/>
-      </w:r>
-      <w:r>
-        <w:rPr>
-          <w:color w:val="auto"/>
-        </w:rPr>
-        <w:t xml:space="preserve">Git/GitHub, Docker, </w:t>
-      </w:r>
-      <w:proofErr w:type="spellStart"/>
-      <w:r>
-        <w:rPr>
-          <w:color w:val="auto"/>
-        </w:rPr>
-        <w:t>Figma</w:t>
-      </w:r>
-      <w:proofErr w:type="spellEnd"/>
-      <w:r>
-        <w:rPr>
-          <w:color w:val="auto"/>
-        </w:rPr>
-        <w:t>, Postman, VS Code</w:t>
+        <w:t>Git/GitHub, Docker, Figma, Postman, VS Code</w:t>
       </w:r>
     </w:p>
     <w:p>
@@ -2715,30 +1740,13 @@
           <w:sz w:val="22"/>
           <w:szCs w:val="22"/>
         </w:rPr>
-        <w:t xml:space="preserve">BSc Software </w:t>
-      </w:r>
-      <w:proofErr w:type="gramStart"/>
-      <w:r>
-        <w:rPr>
-          <w:bCs/>
-          <w:color w:val="auto"/>
-          <w:sz w:val="22"/>
-          <w:szCs w:val="22"/>
-        </w:rPr>
-        <w:t>Development</w:t>
-      </w:r>
-      <w:r>
-        <w:rPr>
-          <w:color w:val="auto"/>
-        </w:rPr>
-        <w:t xml:space="preserve">  |</w:t>
-      </w:r>
-      <w:proofErr w:type="gramEnd"/>
-      <w:r>
-        <w:rPr>
-          <w:color w:val="auto"/>
-        </w:rPr>
-        <w:t xml:space="preserve">  </w:t>
+        <w:t>BSc Software Development</w:t>
+      </w:r>
+      <w:r>
+        <w:rPr>
+          <w:color w:val="auto"/>
+        </w:rPr>
+        <w:t xml:space="preserve">  |  </w:t>
       </w:r>
       <w:r>
         <w:rPr>
@@ -2761,7 +1769,7 @@
           <w:sz w:val="18"/>
           <w:szCs w:val="18"/>
         </w:rPr>
-        <w:t>Sep 2021 – Dec 2026 (Expected)</w:t>
+        <w:t>Sep 2021 – Dec 2025</w:t>
       </w:r>
     </w:p>
     <w:p>
@@ -2817,154 +1825,64 @@
           <w:szCs w:val="22"/>
         </w:rPr>
         <w:lastRenderedPageBreak/>
-        <w:t>CERTIFICATION</w:t>
-      </w:r>
-      <w:r>
-        <w:rPr>
-          <w:bCs/>
-          <w:color w:val="auto"/>
-          <w:spacing w:val="40"/>
-          <w:sz w:val="22"/>
-          <w:szCs w:val="22"/>
-        </w:rPr>
-        <w:t>S</w:t>
-      </w:r>
-    </w:p>
-    <w:p>
-      <w:pPr>
-        <w:pStyle w:val="ListParagraph"/>
-        <w:numPr>
-          <w:ilvl w:val="0"/>
-          <w:numId w:val="2"/>
-        </w:numPr>
-        <w:spacing w:before="30" w:after="30"/>
-        <w:rPr>
-          <w:color w:val="auto"/>
-        </w:rPr>
-      </w:pPr>
-      <w:r>
-        <w:rPr>
-          <w:color w:val="auto"/>
-        </w:rPr>
-        <w:t xml:space="preserve">Cybersecurity Fundamentals — IBM </w:t>
-      </w:r>
-      <w:proofErr w:type="spellStart"/>
-      <w:proofErr w:type="gramStart"/>
-      <w:r>
-        <w:rPr>
-          <w:color w:val="auto"/>
-        </w:rPr>
-        <w:t>SkillsBuild</w:t>
-      </w:r>
-      <w:proofErr w:type="spellEnd"/>
-      <w:r>
-        <w:rPr>
-          <w:color w:val="auto"/>
-        </w:rPr>
-        <w:t xml:space="preserve">  (</w:t>
-      </w:r>
-      <w:proofErr w:type="gramEnd"/>
-      <w:r>
-        <w:rPr>
-          <w:color w:val="auto"/>
-        </w:rPr>
-        <w:t>2025)</w:t>
-      </w:r>
-    </w:p>
-    <w:p>
-      <w:pPr>
-        <w:pStyle w:val="ListParagraph"/>
-        <w:numPr>
-          <w:ilvl w:val="0"/>
-          <w:numId w:val="2"/>
-        </w:numPr>
-        <w:spacing w:before="30" w:after="30"/>
-        <w:rPr>
-          <w:color w:val="auto"/>
-        </w:rPr>
-      </w:pPr>
-      <w:r>
-        <w:rPr>
-          <w:color w:val="auto"/>
-        </w:rPr>
-        <w:t xml:space="preserve">Data Protection Basics — </w:t>
-      </w:r>
-      <w:proofErr w:type="spellStart"/>
-      <w:r>
-        <w:rPr>
-          <w:color w:val="auto"/>
-        </w:rPr>
-        <w:t>Atingi</w:t>
-      </w:r>
-      <w:proofErr w:type="spellEnd"/>
-      <w:r>
-        <w:rPr>
-          <w:color w:val="auto"/>
-        </w:rPr>
-        <w:t xml:space="preserve"> eLearning </w:t>
-      </w:r>
-      <w:proofErr w:type="gramStart"/>
-      <w:r>
-        <w:rPr>
-          <w:color w:val="auto"/>
-        </w:rPr>
-        <w:t>Platform  (</w:t>
-      </w:r>
-      <w:proofErr w:type="gramEnd"/>
-      <w:r>
-        <w:rPr>
-          <w:color w:val="auto"/>
-        </w:rPr>
-        <w:t>Sep 2025)</w:t>
-      </w:r>
-    </w:p>
-    <w:p>
-      <w:pPr>
-        <w:pStyle w:val="ListParagraph"/>
-        <w:numPr>
-          <w:ilvl w:val="0"/>
-          <w:numId w:val="2"/>
-        </w:numPr>
-        <w:spacing w:before="30" w:after="30"/>
-        <w:rPr>
-          <w:color w:val="auto"/>
-        </w:rPr>
-      </w:pPr>
-      <w:proofErr w:type="spellStart"/>
-      <w:r>
-        <w:rPr>
-          <w:color w:val="auto"/>
-        </w:rPr>
-        <w:t>Zoho</w:t>
-      </w:r>
-      <w:proofErr w:type="spellEnd"/>
-      <w:r>
-        <w:rPr>
-          <w:color w:val="auto"/>
-        </w:rPr>
-        <w:t xml:space="preserve"> Creator Developer Certification — </w:t>
-      </w:r>
-      <w:proofErr w:type="spellStart"/>
-      <w:proofErr w:type="gramStart"/>
-      <w:r>
-        <w:rPr>
-          <w:color w:val="auto"/>
-        </w:rPr>
-        <w:t>Zoho</w:t>
-      </w:r>
-      <w:proofErr w:type="spellEnd"/>
-      <w:r>
-        <w:rPr>
-          <w:color w:val="auto"/>
-        </w:rPr>
-        <w:t xml:space="preserve">  (</w:t>
-      </w:r>
-      <w:proofErr w:type="gramEnd"/>
-      <w:r>
-        <w:rPr>
-          <w:color w:val="auto"/>
-        </w:rPr>
-        <w:t>Nov/Dec 2025)</w:t>
+        <w:t>CERTIFICATIONS</w:t>
+      </w:r>
+    </w:p>
+    <w:p>
+      <w:pPr>
+        <w:pStyle w:val="ListParagraph"/>
+        <w:numPr>
+          <w:ilvl w:val="0"/>
+          <w:numId w:val="2"/>
+        </w:numPr>
+        <w:spacing w:before="30" w:after="30"/>
+        <w:rPr>
+          <w:color w:val="auto"/>
+        </w:rPr>
+      </w:pPr>
+      <w:r>
+        <w:rPr>
+          <w:color w:val="auto"/>
+        </w:rPr>
+        <w:t>Cybersecurity Fundamentals — IBM SkillsBuild  (2025)</w:t>
+      </w:r>
+    </w:p>
+    <w:p>
+      <w:pPr>
+        <w:pStyle w:val="ListParagraph"/>
+        <w:numPr>
+          <w:ilvl w:val="0"/>
+          <w:numId w:val="2"/>
+        </w:numPr>
+        <w:spacing w:before="30" w:after="30"/>
+        <w:rPr>
+          <w:color w:val="auto"/>
+        </w:rPr>
+      </w:pPr>
+      <w:r>
+        <w:rPr>
+          <w:color w:val="auto"/>
+        </w:rPr>
+        <w:t>Data Protection Basics — Atingi eLearning Platform  (Sep 2025)</w:t>
+      </w:r>
+    </w:p>
+    <w:p>
+      <w:pPr>
+        <w:pStyle w:val="ListParagraph"/>
+        <w:numPr>
+          <w:ilvl w:val="0"/>
+          <w:numId w:val="2"/>
+        </w:numPr>
+        <w:spacing w:before="30" w:after="30"/>
+        <w:rPr>
+          <w:color w:val="auto"/>
+        </w:rPr>
+      </w:pPr>
+      <w:r>
+        <w:rPr>
+          <w:color w:val="auto"/>
+        </w:rPr>
+        <w:t>Zoho Creator Developer Certification — Zoho  (Nov/Dec 2025)</w:t>
       </w:r>
     </w:p>
     <w:p>

--- a/Paul-Karonji-Waithaka-Resume.docx
+++ b/Paul-Karonji-Waithaka-Resume.docx
@@ -97,7 +97,7 @@
         <w:rPr>
           <w:color w:val="auto"/>
         </w:rPr>
-        <w:t>Full-stack software engineer and founder with 3+ years delivering production-grade systems across enterprise, SaaS, mobile, and AI domains. BSc Software Development graduate (KCA University, Dec 2025). Founded WIK Technologies, shipping hardware-licensed POS systems, a property marketplace, AI agents, and consumer PWAs — all serving live users. Deep expertise in offline-first architecture, emerging-market payment integrations (M-Pesa, Paystack), and building complete product ecosystems from zero to production. Comfortable from Electron desktop to React Native mobile to multi-tenant Laravel Saa</w:t>
+        <w:t>Full-stack software engineer and founder with 3+ years delivering production-grade systems across enterprise, SaaS, mobile, and AI domains. Final year student at KCA University (BSc Software Development). Founded WIK Technologies, shipping hardware-licensed POS systems, a property marketplace, AI agents, and consumer PWAs — all serving live users. Deep expertise in offline-first architecture, emerging-market payment integrations (M-Pesa, Paystack), and building complete product ecosystems from zero to production. Comfortable from Electron desktop to React Native mobile to multi-tenant Laravel Saa</w:t>
       </w:r>
       <w:bookmarkStart w:id="0" w:name="_GoBack"/>
       <w:bookmarkEnd w:id="0"/>
@@ -1769,7 +1769,7 @@
           <w:sz w:val="18"/>
           <w:szCs w:val="18"/>
         </w:rPr>
-        <w:t>Sep 2021 – Dec 2025</w:t>
+        <w:t>Sep 2021 – Present</w:t>
       </w:r>
     </w:p>
     <w:p>
@@ -1785,7 +1785,7 @@
           <w:sz w:val="18"/>
           <w:szCs w:val="18"/>
         </w:rPr>
-        <w:t>Nairobi, Kenya</w:t>
+        <w:t>Final Year Student · Nairobi, Kenya</w:t>
       </w:r>
     </w:p>
     <w:p>
